--- a/dental-mvp-additions.docx
+++ b/dental-mvp-additions.docx
@@ -32,8 +32,21 @@
           <w:color w:val="000000"/>
           <w:sz w:val="28"/>
         </w:rPr>
-        <w:t>Работа посвящена практике применения инструментов цифрового маркетинга в стоматологии и проектированию мобильного приложения для сети клиник. В первой главе рассмотрены понятие и инструментарий digital-маркетинга, рыночные тенденции последних лет, особенности цифровых каналов при привлечении и удержании клиентов стоматологической клиники, а также нормативные изменения 2025–2026 годов в части персональных данных, телемедицины и рекламы медицинских услуг. Во второй главе выполнен анализ внутренней и внешней среды конкретной сети клиник, определены барьеры пациентского пути и точки трения в процессах записи и пост-визитной коммуникации. В третьей главе разработан концепт мобильного приложения уровня MVP: сформулированы функциональные и нефункциональные требования, пользовательские истории и сценарии, спроектированы архитектура и модель данных, определён состав внешних интеграций и нормативных требований, рассчитан прогноз экономической эффективности. Базовый сценарий внедрения в одной клинике сети показывает чистый годовой эффект 16,3 млн руб. при сроке окупаемости 19 месяцев. Полученные результаты применимы при планировании цифровой трансформации стоматологических клиник среднего размера.</w:t>
+        <w:t>Работа посвящена применению цифрового маркетинга в стоматологии и проектированию мобильного приложения для сети клиник. В первой главе разобраны понятие и инструментарий digital-маркетинга, рыночные тенденции последних лет, особенности цифровых каналов в работе с пациентами стоматологической клиники, а также нормативные изменения 2025–2026 годов в области персональных данных, телемедицины и рекламы медицинских услуг. Вторая глава содержит анализ внутренней и внешней среды конкретной сети клиник; в ней определены барьеры пути пациента и точки трения в процессах записи и пост-визитной коммуникации. В третьей главе разработан концепт мобильного приложения уровня MVP: описаны функциональные и нефункциональные требования, пользовательские истории и сценарии, спроектированы архитектура и модель данных, определены внешние интеграции и нормативные требования, рассчитан прогноз экономической эффективности. По базовому сценарию внедрения в одной клинике сети чистый годовой эффект составляет 16,3 млн руб. при сроке окупаемости 19 месяцев. Полученные результаты применимы при планировании цифровой трансформации стоматологических клиник среднего размера.</w:t>
       </w:r>
+    </w:p>
+    <w:p>
+      <w:pPr>
+        <w:spacing w:before="240" w:after="120" w:line="360" w:lineRule="auto"/>
+        <w:jc w:val="center"/>
+        <w:rPr>
+          <w:rFonts w:ascii="Times New Roman" w:hAnsi="Times New Roman" w:eastAsia="Times New Roman" w:cs="Times New Roman"/>
+          <w:b/>
+          <w:i w:val="0"/>
+          <w:color w:val="000000"/>
+          <w:sz w:val="28"/>
+        </w:rPr>
+      </w:pPr>
     </w:p>
     <w:p>
       <w:pPr>
@@ -130,7 +143,7 @@
           <w:color w:val="000000"/>
           <w:sz w:val="28"/>
         </w:rPr>
-        <w:t>Российский рынок стоматологических услуг продолжает рост: по оценке DentalData (Ведомости, 01.2025), объём рынка в 2024 году достиг 712,7 млрд руб. при опережающем росте сегмента крупных городов, где конкуренция за лояльность пациента обострена сильнее. Аналитика медицинского маркетинга за последний год фиксирует рост расходов на рекламу в отрасли на 23,6 % и удорожание единицы коммуникации (заявки и звонка) примерно на 25 %. Доля клиник, которые в полной мере используют цифровые инструменты в коммуникациях с пациентом, по разным оценкам не превышает 10–15 %. Сочетание роста стоимости привлечения и недоиспользования цифровых каналов превращает цифровую трансформацию пациентского пути в условие сохранения рентабельности клиники.</w:t>
+        <w:t>Российский рынок стоматологических услуг продолжает рост: по оценке DentalData (Ведомости, 01.2025), объём рынка в 2024 году достиг 712,7 млрд руб., причём опережающими темпами растёт сегмент крупных городов, где конкуренция за лояльность пациента обострена сильнее. Аналитика медицинского маркетинга за последний год фиксирует рост расходов на рекламу в отрасли на 23,6 %, а единица коммуникации — заявка или звонок — подорожала примерно на 25 %. Доля клиник, которые в полной мере используют цифровые инструменты в коммуникациях с пациентом, по разным оценкам не превышает 10–15 %. Сочетание дорожающего привлечения и низкой цифровой зрелости каналов превращает цифровую трансформацию пути пациента в условие сохранения рентабельности клиники.</w:t>
       </w:r>
     </w:p>
     <w:p>
@@ -147,7 +160,7 @@
           <w:color w:val="000000"/>
           <w:sz w:val="28"/>
         </w:rPr>
-        <w:t>Поведение пациента меняется параллельно с рынком. Телефонный звонок сохраняет лидерство в общем потоке обращений, но среди первичных коммуникаций уже доминируют чаты и формы заявок: пациенты избегают голосового канала и ожидают от клиники удобной онлайн-записи, прозрачного ценообразования и доступа к истории визитов в одном цифровом контуре. Запрос на digital-сервис подтверждает и зарубежная статистика: до 83 % пациентов предпочитают самостоятельную онлайн-запись (Resonate), а 81 % готовы рекомендовать клинику при превышении ожиданий по коммуникациям (Smart Communications, 2025).</w:t>
+        <w:t>Поведение пациента меняется параллельно с рынком. Телефонный звонок сохраняет лидерство в общем потоке обращений, однако среди первичных коммуникаций уже доминируют чаты и формы заявок: пациенты избегают голосового канала и ожидают от клиники удобной онлайн-записи, прозрачного ценообразования и доступа к истории визитов в одном цифровом контуре. Тот же запрос подтверждает и зарубежная статистика: до 83 % пациентов предпочитают самостоятельную онлайн-запись (Resonate), 81 % готовы рекомендовать клинику при превышении ожиданий по коммуникациям (Smart Communications, 2025).</w:t>
       </w:r>
     </w:p>
     <w:p>
@@ -164,7 +177,7 @@
           <w:color w:val="000000"/>
           <w:sz w:val="28"/>
         </w:rPr>
-        <w:t>Управленческая проблема исследования формулируется как несоответствие текущей цепочки касаний клиники ожиданиям пациента: удобной онлайн-записи, прозрачному статусу лечения и доступу к истории визитов. Внешними проявлениями выступают низкая конверсия первичного трафика, рост числа неявок на записанные приёмы, отказы от лечения из-за трудоёмкости переноса записи, отток пациентов на этапе пост-диагностики, увеличение операционной нагрузки на регистратуру, снижение частоты профилактических визитов и зависимость бизнеса от единственного телефонного канала записи.</w:t>
+        <w:t>Управленческая проблема исследования состоит в том, что текущая цепочка касаний клиники не соответствует ожиданиям пациента: удобной онлайн-записи, прозрачному статусу лечения и доступу к истории визитов. Внешне это проявляется как низкая конверсия первичного трафика, рост числа неявок на записанные приёмы, отказы от лечения из-за трудоёмкости переноса записи, отток пациентов на этапе пост-диагностики, увеличение операционной нагрузки на регистратуру, снижение частоты профилактических визитов и зависимость бизнеса от единственного телефонного канала записи.</w:t>
       </w:r>
     </w:p>
     <w:p>
@@ -181,7 +194,7 @@
           <w:color w:val="000000"/>
           <w:sz w:val="28"/>
         </w:rPr>
-        <w:t>Актуальность темы обусловлена и нормативной средой. В 2025–2026 годах последовательно меняются требования к работе с персональными данными, телемедицинским технологиям и рекламе медицинских услуг. С 30 мая и 1 сентября 2025 года в силу вступают изменения в Федеральный закон «О персональных данных», внесённые Федеральным законом от 23.05.2025 № 121-ФЗ: согласие должно оформляться отдельным документом, ужесточаются требования к составу обязательных реквизитов и хранению. С 1 июля 2025 года введён запрет на обработку и хранение персональных данных российских граждан в базах, размещённых за пределами Российской Федерации. С 1 сентября 2025 года действуют новый порядок применения телемедицинских технологий, утверждённый приказом Минздрава России № 193н, и универсальный запрет рекламы на ограниченных и нежелательных интернет-ресурсах (ФЗ от 07.04.2025 № 72-ФЗ), меняющий правила продвижения медицинских услуг в интернете. Эти изменения напрямую определяют технические и продуктовые решения цифровых сервисов клиники.</w:t>
+        <w:t>Актуальность темы обусловлена и нормативной средой. На отрезке 2025–2026 годов последовательно меняются требования к работе с персональными данными, телемедицинским технологиям и рекламе медицинских услуг. С 30 мая и 1 сентября 2025 года вступили в силу изменения в Федеральный закон «О персональных данных», внесённые Федеральным законом от 23.05.2025 № 121-ФЗ: согласие должно оформляться отдельным документом, ужесточаются требования к составу обязательных реквизитов и к хранению. С 1 июля 2025 года введён запрет на обработку и хранение персональных данных российских граждан в базах, размещённых за пределами Российской Федерации. С 1 сентября 2025 года действуют новый порядок применения телемедицинских технологий, утверждённый приказом Минздрава России № 193н, и универсальный запрет рекламы на ограниченных и нежелательных интернет-ресурсах (Федеральным законом от 07.04.2025 № 72-ФЗ), который меняет правила продвижения медицинских услуг в интернете. Эти изменения напрямую определяют технические и продуктовые решения цифровых сервисов клиники.</w:t>
       </w:r>
     </w:p>
     <w:p>
@@ -198,7 +211,7 @@
           <w:color w:val="000000"/>
           <w:sz w:val="28"/>
         </w:rPr>
-        <w:t>Объектом исследования выступает сеть стоматологических клиник как субъект рынка медицинских услуг, реализующий цифровую модель взаимодействия с пациентом. Предметом исследования являются инструменты цифрового маркетинга, применяемые при привлечении и удержании пациентов, и проектные решения мобильного приложения, поддерживающего ключевые этапы пациентского пути.</w:t>
+        <w:t>Объект исследования — сеть стоматологических клиник как субъект рынка медицинских услуг, реализующий цифровую модель взаимодействия с пациентом. Предмет исследования — инструменты цифрового маркетинга для привлечения и удержания пациентов, а также проектные решения мобильного приложения, поддерживающего ключевые этапы пути пациента.</w:t>
       </w:r>
     </w:p>
     <w:p>
@@ -215,7 +228,7 @@
           <w:color w:val="000000"/>
           <w:sz w:val="28"/>
         </w:rPr>
-        <w:t>Цель работы — обосновать состав цифровых инструментов, снимающих барьеры пациентского пути в стоматологической клинике, и разработать концепт мобильного приложения уровня MVP, реализующий приоритетные сценарии записи, ведения профиля и оформления налогового вычета.</w:t>
+        <w:t>Цель работы — обосновать состав цифровых инструментов, снимающих барьеры пути пациента в стоматологической клинике, и разработать концепт мобильного приложения уровня MVP, который реализует приоритетные сценарии записи, ведения профиля и оформления налогового вычета.</w:t>
       </w:r>
     </w:p>
     <w:p>
@@ -266,7 +279,7 @@
           <w:color w:val="000000"/>
           <w:sz w:val="28"/>
         </w:rPr>
-        <w:t>2) изучить международный и российский опыт решения проблемы цифровых барьеров записи и удержания пациентов и определить теоретические предпосылки её устранения;</w:t>
+        <w:t>2) изучить международный и российский опыт решения проблемы цифровых барьеров записи и удержания пациентов, определить теоретические предпосылки её устранения;</w:t>
       </w:r>
     </w:p>
     <w:p>
@@ -283,7 +296,7 @@
           <w:color w:val="000000"/>
           <w:sz w:val="28"/>
         </w:rPr>
-        <w:t>3) систематизировать нормативные изменения 2025–2026 годов в части персональных данных, телемедицины и рекламы медицинских услуг и оценить их влияние на проектные решения;</w:t>
+        <w:t>3) систематизировать нормативные изменения 2025–2026 годов в части персональных данных, телемедицины и рекламы медицинских услуг, оценить их влияние на проектные решения;</w:t>
       </w:r>
     </w:p>
     <w:p>
@@ -334,7 +347,7 @@
           <w:color w:val="000000"/>
           <w:sz w:val="28"/>
         </w:rPr>
-        <w:t>Методологическую основу исследования составили общенаучные методы анализа и синтеза, системный и сравнительный подходы, методы кабинетного анализа открытых данных, контент-анализ научной литературы и нормативных актов, методы проектирования программного обеспечения по ГОСТ 34.602-89 и модели качества ISO/IEC 25010:2011, расчётные методы прогнозной экономической оценки.</w:t>
+        <w:t>Методологическую основу исследования составили общенаучные методы анализа и синтеза, системный и сравнительный подходы, методы кабинетного анализа открытых данных, контент-анализ научной литературы и нормативных актов, методы проектирования программного обеспечения по ГОСТ 34.602-89 и модели качества ISO/IEC 25010:2011, а также расчётные методы прогнозной экономической оценки.</w:t>
       </w:r>
     </w:p>
     <w:p>
@@ -368,14 +381,28 @@
           <w:color w:val="000000"/>
           <w:sz w:val="28"/>
         </w:rPr>
-        <w:t>Научная и практическая значимость работы заключается в систематизации связи между конкретными барьерами пациентского пути в стоматологии и составом цифровых инструментов, способных эти барьеры снимать, с привязкой к актуальной нормативной среде и проверяемым эмпирическим данным. Полученные проектные решения применимы сетями клиник среднего размера при подготовке цифровых продуктов и обосновании инвестиционных решений.</w:t>
+        <w:t>Научная и практическая значимость работы состоит в том, что в ней систематизирована связь между конкретными барьерами пути пациента в стоматологии и составом цифровых инструментов, способных эти барьеры снимать; систематизация выполнена с привязкой к актуальной нормативной среде и проверяемым эмпирическим данным. Полученные проектные решения применимы сетями клиник среднего размера при подготовке цифровых продуктов и обосновании инвестиционных решений.</w:t>
       </w:r>
     </w:p>
     <w:p>
       <w:pPr>
-        <w:spacing w:before="0" w:after="0" w:line="360" w:lineRule="auto"/>
-        <w:ind w:firstLine="709"/>
+        <w:keepNext w:val="0"/>
+        <w:keepLines w:val="0"/>
+        <w:pageBreakBefore w:val="0"/>
+        <w:widowControl/>
+        <w:kinsoku/>
+        <w:wordWrap/>
+        <w:overflowPunct/>
+        <w:topLinePunct w:val="0"/>
+        <w:autoSpaceDE/>
+        <w:autoSpaceDN/>
+        <w:bidi w:val="0"/>
+        <w:adjustRightInd/>
+        <w:snapToGrid/>
+        <w:spacing w:after="0" w:line="360" w:lineRule="auto"/>
+        <w:ind w:firstLine="706"/>
         <w:jc w:val="both"/>
+        <w:textAlignment w:val="auto"/>
       </w:pPr>
       <w:r>
         <w:rPr>
@@ -385,14 +412,28 @@
           <w:color w:val="000000"/>
           <w:sz w:val="28"/>
         </w:rPr>
-        <w:t>Работа состоит из аннотации, введения, трёх глав, заключения и списка использованных источников. Первая глава посвящена теоретическим и рыночным основам применения цифрового маркетинга в стоматологии и включает дополнительный раздел о международной и российской практике решения проблемы цифровых барьеров. Во второй главе выполняется анализ среды и пациентского пути сети клиник, обосновывается выбор цифровых инструментов и формулируются критерии отбора. Третья глава содержит концепт мобильного приложения уровня MVP и расчёт прогнозного экономического эффекта.</w:t>
+        <w:t>Работа состоит из введения, трёх глав, заключения и списка использованных источников. Первая глава посвящена теоретическим и рыночным основам применения цифрового маркетинга в стоматологии; в неё включён раздел о международной и российской практике решения проблемы цифровых барьеров. Во второй главе выполняется анализ среды и пути пациента сети клиник, обосновывается выбор цифровых инструментов, формулируются критерии отбора. Третья глава содержит концепт мобильного приложения уровня MVP и расчёт прогнозного экономического эффекта.</w:t>
       </w:r>
     </w:p>
     <w:p>
       <w:pPr>
-        <w:spacing w:before="240" w:after="120" w:line="360" w:lineRule="auto"/>
-        <w:ind w:firstLine="709"/>
+        <w:keepNext w:val="0"/>
+        <w:keepLines w:val="0"/>
+        <w:pageBreakBefore w:val="0"/>
+        <w:widowControl/>
+        <w:kinsoku/>
+        <w:wordWrap/>
+        <w:overflowPunct/>
+        <w:topLinePunct w:val="0"/>
+        <w:autoSpaceDE/>
+        <w:autoSpaceDN/>
+        <w:bidi w:val="0"/>
+        <w:adjustRightInd/>
+        <w:snapToGrid/>
+        <w:spacing w:after="0" w:line="360" w:lineRule="auto"/>
+        <w:ind w:firstLine="706"/>
         <w:jc w:val="left"/>
+        <w:textAlignment w:val="auto"/>
       </w:pPr>
       <w:r>
         <w:rPr>
@@ -407,9 +448,23 @@
     </w:p>
     <w:p>
       <w:pPr>
-        <w:spacing w:before="0" w:after="0" w:line="360" w:lineRule="auto"/>
-        <w:ind w:firstLine="709"/>
+        <w:keepNext w:val="0"/>
+        <w:keepLines w:val="0"/>
+        <w:pageBreakBefore w:val="0"/>
+        <w:widowControl/>
+        <w:kinsoku/>
+        <w:wordWrap/>
+        <w:overflowPunct/>
+        <w:topLinePunct w:val="0"/>
+        <w:autoSpaceDE/>
+        <w:autoSpaceDN/>
+        <w:bidi w:val="0"/>
+        <w:adjustRightInd/>
+        <w:snapToGrid/>
+        <w:spacing w:after="0" w:line="360" w:lineRule="auto"/>
+        <w:ind w:firstLine="706"/>
         <w:jc w:val="both"/>
+        <w:textAlignment w:val="auto"/>
       </w:pPr>
       <w:r>
         <w:rPr>
@@ -419,7 +474,7 @@
           <w:color w:val="000000"/>
           <w:sz w:val="28"/>
         </w:rPr>
-        <w:t>Параграфы 1.1–1.3 первой главы дают обзор инструментов и тенденций цифрового маркетинга в стоматологии и фиксируют барьеры пациентского пути на уровне общих категорий. Однако управленческие проявления, с которыми сталкивается конкретная сеть клиник, лежат глубже: они связаны не с отсутствием инструментов как таковых, а с разрывами в цепочке касаний и с тем, что отдельные элементы коммуникации не работают друг с другом. В настоящем параграфе проблема переформулирована в терминах точек трения пациентского пути, приведён обзор международных и российских практик её решения и систематизированы изменения нормативной базы 2025–2026 годов, формирующие правовые рамки для проектных решений.</w:t>
+        <w:t>Параграфы 1.1–1.3 первой главы дают обзор инструментов и тенденций цифрового маркетинга в стоматологии и фиксируют барьеры пути пациента на уровне общих категорий. Однако управленческие проявления, с которыми сталкивается конкретная сеть клиник, лежат глубже: они связаны не с отсутствием инструментов, а с разрывами в цепочке касаний и с тем, что отдельные элементы коммуникации не работают друг с другом. В этом параграфе проблема переформулирована в терминах точек трения пути пациента, приведён обзор международных и российских практик её решения и систематизированы изменения нормативной базы 2025–2026 годов, которые задают правовые рамки для проектных решений.</w:t>
       </w:r>
     </w:p>
     <w:p>
@@ -470,7 +525,7 @@
           <w:color w:val="000000"/>
           <w:sz w:val="28"/>
         </w:rPr>
-        <w:t>Параллельно в маркетинговых исследованиях развивается понятие точек трения (friction points) — конкретных эпизодов в пациентском пути, которые повышают усилие пациента и снижают вероятность продолжения сценария. Отраслевой обзор Vada о практике управления стоматологической клиникой (2026) фиксирует, что значительная доля новых пациентов не возвращается после первого визита, а часть пациентов откладывает или отказывается от лечения; основными причинами выступают слабая коммуникация, отсутствие прозрачных объяснений и несвязанные между собой каналы записи и пост-визитного контакта.</w:t>
+        <w:t>В маркетинговых исследованиях параллельно используется понятие точек трения (friction points) — конкретных эпизодов в пути пациента, которые увеличивают усилие пациента и снижают вероятность продолжения сценария. Отраслевой обзор Vada о практике управления стоматологической клиникой (2026) фиксирует, что значительная доля новых пациентов не возвращается после первого визита, а часть пациентов откладывает или отказывается от лечения; основные причины — слабая коммуникация, отсутствие прозрачных объяснений и несвязанные между собой каналы записи и пост-визитного контакта.</w:t>
       </w:r>
     </w:p>
     <w:p>
@@ -487,7 +542,7 @@
           <w:color w:val="000000"/>
           <w:sz w:val="28"/>
         </w:rPr>
-        <w:t>Управленческая проблема в формулировке настоящей работы соединяет оба уровня: структурные барьеры выступают фоном, а решающее значение приобретают точки трения в цифровой части пути. Для систематизации проявлений, описанных в постановке исследовательского вопроса, в таблице 1.4.1 представлена сопоставительная классификация: проявление в работе клиники, тип барьера и стадия пациентского пути.</w:t>
+        <w:t>Управленческая проблема в этой работе соединяет оба уровня: структурные барьеры остаются фоном, а решающее значение приобретают точки трения в цифровой части пути. Для систематизации проявлений, описанных в постановке исследовательского вопроса, в таблице 1.4.1 приведена сопоставительная классификация: проявление в работе клиники, тип барьера и стадия пути пациента.</w:t>
       </w:r>
     </w:p>
     <w:p>
@@ -503,7 +558,7 @@
           <w:color w:val="000000"/>
           <w:sz w:val="28"/>
         </w:rPr>
-        <w:t>Таблица 1.4.1 – Классификация проявлений управленческой проблемы по типу барьера и стадии пациентского пути</w:t>
+        <w:t>Таблица 1.4.1 – Классификация проявлений управленческой проблемы по типу барьера и стадии пути пациента</w:t>
       </w:r>
     </w:p>
     <w:tbl>
@@ -1153,9 +1208,23 @@
     </w:p>
     <w:p>
       <w:pPr>
-        <w:spacing w:before="0" w:after="0" w:line="360" w:lineRule="auto"/>
-        <w:ind w:firstLine="709"/>
+        <w:keepNext w:val="0"/>
+        <w:keepLines w:val="0"/>
+        <w:pageBreakBefore w:val="0"/>
+        <w:widowControl/>
+        <w:kinsoku/>
+        <w:wordWrap/>
+        <w:overflowPunct/>
+        <w:topLinePunct w:val="0"/>
+        <w:autoSpaceDE/>
+        <w:autoSpaceDN/>
+        <w:bidi w:val="0"/>
+        <w:adjustRightInd/>
+        <w:snapToGrid/>
+        <w:spacing w:after="0" w:line="360" w:lineRule="auto"/>
+        <w:ind w:firstLine="706"/>
         <w:jc w:val="both"/>
+        <w:textAlignment w:val="auto"/>
       </w:pPr>
       <w:r>
         <w:rPr>
@@ -1165,14 +1234,28 @@
           <w:color w:val="000000"/>
           <w:sz w:val="28"/>
         </w:rPr>
-        <w:t>В таблице фиксируется свойство, важное для проектирования решения: проявления одного и того же типа барьера встречаются на разных стадиях пути, а одна стадия пути собирает разные типы барьеров. Это означает, что точечное решение одного канала (например, добавление формы заявки) не закрывает проблему системно — требуется комплект инструментов, согласованных в рамках единой цифровой инфраструктуры.</w:t>
+        <w:t>Из таблицы видно свойство, важное для проектирования решения: проявления одного и того же типа барьера встречаются на разных стадиях пути, а одна стадия пути собирает разные типы барьеров. Поэтому точечное решение одного канала (например, добавление формы заявки) не закрывает проблему системно — нужен набор инструментов, согласованных в единой цифровой инфраструктуре.</w:t>
       </w:r>
     </w:p>
     <w:p>
       <w:pPr>
-        <w:spacing w:before="120" w:after="80" w:line="360" w:lineRule="auto"/>
-        <w:ind w:firstLine="709"/>
+        <w:keepNext w:val="0"/>
+        <w:keepLines w:val="0"/>
+        <w:pageBreakBefore w:val="0"/>
+        <w:widowControl/>
+        <w:kinsoku/>
+        <w:wordWrap/>
+        <w:overflowPunct/>
+        <w:topLinePunct w:val="0"/>
+        <w:autoSpaceDE/>
+        <w:autoSpaceDN/>
+        <w:bidi w:val="0"/>
+        <w:adjustRightInd/>
+        <w:snapToGrid/>
+        <w:spacing w:after="0" w:line="360" w:lineRule="auto"/>
+        <w:ind w:firstLine="706"/>
         <w:jc w:val="left"/>
+        <w:textAlignment w:val="auto"/>
       </w:pPr>
       <w:r>
         <w:rPr>
@@ -1187,9 +1270,23 @@
     </w:p>
     <w:p>
       <w:pPr>
-        <w:spacing w:before="0" w:after="0" w:line="360" w:lineRule="auto"/>
-        <w:ind w:firstLine="709"/>
+        <w:keepNext w:val="0"/>
+        <w:keepLines w:val="0"/>
+        <w:pageBreakBefore w:val="0"/>
+        <w:widowControl/>
+        <w:kinsoku/>
+        <w:wordWrap/>
+        <w:overflowPunct/>
+        <w:topLinePunct w:val="0"/>
+        <w:autoSpaceDE/>
+        <w:autoSpaceDN/>
+        <w:bidi w:val="0"/>
+        <w:adjustRightInd/>
+        <w:snapToGrid/>
+        <w:spacing w:after="0" w:line="360" w:lineRule="auto"/>
+        <w:ind w:firstLine="706"/>
         <w:jc w:val="both"/>
+        <w:textAlignment w:val="auto"/>
       </w:pPr>
       <w:r>
         <w:rPr>
@@ -1199,7 +1296,7 @@
           <w:color w:val="000000"/>
           <w:sz w:val="28"/>
         </w:rPr>
-        <w:t>В Великобритании Национальная служба здравоохранения (NHS) с мая 2024 года тестирует прямую электронную интеграцию между службой 111 и регистрационными системами стоматологических практик. Пилот, развёрнутый в регионе Mid and South Essex, к весне 2025 года позволил записать на срочный приём около 10 000 пациентов; параллельно программа Urgent Dental Access Centres в северо-восточном регионе и Камбрии охватила более 4 000 пациентов в Darlington UDAC при доле клинически завершённых приёмов 96,4 %. Бизнес-эффект пилота состоит в том, что барьер «не дозвонился до клиники» снимается на уровне межведомственной интеграции: пациент звонит в единый номер 111, оператор видит свободные слоты в нескольких клиниках и закрепляет запись напрямую.</w:t>
+        <w:t>В Великобритании Национальная служба здравоохранения (NHS) с мая 2024 года тестирует прямую электронную интеграцию между службой 111 и регистрационными системами стоматологических практик. Пилот в регионе Mid and South Essex к весне 2025 года позволил записать на срочный приём около 10 000 пациентов; параллельно программа Urgent Dental Access Centres в северо-восточном регионе и Камбрии охватила более 4 000 пациентов в Darlington UDAC при доле клинически завершённых приёмов 96,4 %. Эффект пилота для бизнеса в том, что барьер «не дозвонился до клиники» снимается на уровне межведомственной интеграции: пациент звонит в единый номер 111, оператор видит свободные слоты в нескольких клиниках и закрепляет запись напрямую.</w:t>
       </w:r>
     </w:p>
     <w:p>
@@ -1216,7 +1313,7 @@
           <w:color w:val="000000"/>
           <w:sz w:val="28"/>
         </w:rPr>
-        <w:t>В Соединённых Штатах одним из наиболее задокументированных примеров цифровой трансформации пациентских коммуникаций стала программа DentaQuest — крупнейшего в стране плательщика стоматологических услуг. С 2023 года DentaQuest систематически разворачивает SMS-сценарии повышения уровня использования стоматологической помощи; отчёт компании за 2024 год фиксирует рост вовлечённости пациентов и удовлетворённости в управляемых страховых программах. Опыт DentaQuest подтверждает: при сохранении единого голосового канала стандартом de facto становятся текстовые касания (SMS, мессенджеры) и портал плательщика как место хранения долгосрочных данных пациента.</w:t>
+        <w:t>В США наиболее подробно задокументирован пример программы DentaQuest — крупнейшего в стране плательщика стоматологических услуг. С 2023 года DentaQuest развёртывает SMS-сценарии повышения уровня использования стоматологической помощи; отчёт компании за 2024 год фиксирует рост вовлечённости и удовлетворённости пациентов в управляемых страховых программах. Опыт DentaQuest показывает: при сохранении телефона стандартом становятся текстовые касания (SMS, мессенджеры) и портал плательщика как место хранения долгосрочных данных пациента.</w:t>
       </w:r>
     </w:p>
     <w:p>
@@ -1233,7 +1330,7 @@
           <w:color w:val="000000"/>
           <w:sz w:val="28"/>
         </w:rPr>
-        <w:t>В практике стоматологических сервисных организаций (Dental Service Organizations, DSO) — групп клиник под единым операционным управлением — основным архитектурным выбором стало сочетание облачной системы управления практикой и пациентского портала. Henry Schein One объединяет в одном контуре платформы Dentrix, Easy Dental, eCentral и решения для пациентских коммуникаций (онлайн-запись, SMS-напоминания, цифровые анкеты). DentalMonitoring формирует отдельный сегмент удалённого мониторинга: пациент через мобильное приложение присылает фотографии полости рта, врач комментирует ход лечения и вносит изменения в график визитов. Оба примера показывают, что цифровизация в DSO выстраивается вокруг постоянного канала связи с пациентом между визитами.</w:t>
+        <w:t>В практике стоматологических сервисных организаций (Dental Service Organizations, DSO) — групп клиник под единым операционным управлением — основным архитектурным выбором стало сочетание облачной системы управления практикой и портала для пациентов. Henry Schein One объединяет в одном контуре платформы Dentrix, Easy Dental, eCentral и решения для коммуникаций с пациентом (онлайн-запись, SMS-напоминания, цифровые анкеты). DentalMonitoring занимает отдельный сегмент удалённого мониторинга: пациент через мобильное приложение присылает фотографии полости рта, врач комментирует ход лечения и вносит изменения в график визитов. Оба примера показывают, что цифровизация в DSO выстраивается вокруг постоянного канала связи с пациентом между визитами.</w:t>
       </w:r>
     </w:p>
     <w:p>
@@ -1250,19 +1347,15 @@
           <w:color w:val="000000"/>
           <w:sz w:val="28"/>
         </w:rPr>
-        <w:t>Опрос Clinical Evaluators Panel Американской стоматологической ассоциации в 2023 году показывает, что 30</w:t>
+        <w:t>Опрос Clinical Evaluators Panel Американской стоматологической ассоциации в 2023 году показывает, что 30 % практик используют телестоматологию (синхронную или асинхронную). Основные мотивы — удобство для пациентов (53 %), последствия пандемии (50 %) и расширение доступа к врачам (39 %). Среди наблюдаемых эффектов — сокращение числа очных визитов (63 %) и улучшение качества доступа к помощи (57 %). Систематический обзор JMIR за 2024 год фиксирует, что после пандемии распространённость телестоматологии в развитых странах стабилизировалась на уровне инструмента сопровождения, а не замены очных приёмов; эту функцию подтверждает и обновлённая позиция AAPD о телестоматологии.</w:t>
       </w:r>
-      <w:r>
-        <w:rPr>
-          <w:rFonts w:hint="default" w:eastAsia="Times New Roman" w:cs="Times New Roman"/>
-          <w:b w:val="0"/>
-          <w:i w:val="0"/>
-          <w:color w:val="000000"/>
-          <w:sz w:val="28"/>
-          <w:lang w:val="ru-RU"/>
-        </w:rPr>
-        <w:t xml:space="preserve"> </w:t>
-      </w:r>
+    </w:p>
+    <w:p>
+      <w:pPr>
+        <w:spacing w:before="0" w:after="0" w:line="360" w:lineRule="auto"/>
+        <w:ind w:firstLine="709"/>
+        <w:jc w:val="both"/>
+      </w:pPr>
       <w:r>
         <w:rPr>
           <w:rFonts w:ascii="Times New Roman" w:hAnsi="Times New Roman" w:eastAsia="Times New Roman" w:cs="Times New Roman"/>
@@ -1271,14 +1364,13 @@
           <w:color w:val="000000"/>
           <w:sz w:val="28"/>
         </w:rPr>
-        <w:t>% практик используют телестоматологию (синхронную или асинхронную). Основными мотивами выступают удобство для пациентов (53 %), последствия пандемии (50 %) и расширение доступа к врачам (39 %). Среди наблюдаемых эффектов — сокращение числа очных визитов (63 %) и улучшение качества доступа к помощи (57 %). Систематический обзор JMIR за 2024 год фиксирует, что после пандемии распространённость телестоматологии в развитых странах стабилизировалась на уровне инструмента сопровождения, а не замены очных приёмов: эту функцию подтверждает и обновлённая позиция AAPD о телестоматологии.</w:t>
+        <w:t>Ещё одна линия международного опыта — омниканальное взаимодействие с пациентом. Опрос Smart Communications «2025 Healthcare Benchmark Report» (3 000 потребителей здравоохранения) показывает, что 81 % готовы рекомендовать клинику при превышении ожиданий по коммуникациям, а почти 70 % готовы сменить поставщика при их несоответствии. Качество цифровых коммуникаций превратилось из дополнительного сервиса в фактор удержания пациента.</w:t>
       </w:r>
     </w:p>
     <w:p>
       <w:pPr>
-        <w:spacing w:before="0" w:after="0" w:line="360" w:lineRule="auto"/>
-        <w:ind w:firstLine="709"/>
-        <w:jc w:val="both"/>
+        <w:spacing w:before="120" w:after="40" w:line="360" w:lineRule="auto"/>
+        <w:jc w:val="left"/>
       </w:pPr>
       <w:r>
         <w:rPr>
@@ -1288,23 +1380,7 @@
           <w:color w:val="000000"/>
           <w:sz w:val="28"/>
         </w:rPr>
-        <w:t>Отдельной линией международного опыта выступает концепция омниканального пациентского взаимодействия. Опрос Smart Communications «2025 Healthcare Benchmark Report» (3 000 потребителей здравоохранения) показывает, что 81 % готовы рекомендовать клинику при превышении ожиданий по коммуникациям, а почти 70 % готовы сменить поставщика при их несоответствии. Качество цифровых коммуникаций становится не дополнительным сервисным плюсом, а фактором удержания пациента.</w:t>
-      </w:r>
-    </w:p>
-    <w:p>
-      <w:pPr>
-        <w:spacing w:before="120" w:after="40" w:line="360" w:lineRule="auto"/>
-        <w:jc w:val="left"/>
-      </w:pPr>
-      <w:r>
-        <w:rPr>
-          <w:rFonts w:ascii="Times New Roman" w:hAnsi="Times New Roman" w:eastAsia="Times New Roman" w:cs="Times New Roman"/>
-          <w:b w:val="0"/>
-          <w:i w:val="0"/>
-          <w:color w:val="000000"/>
-          <w:sz w:val="28"/>
-        </w:rPr>
-        <w:t>Таблица 1.4.2 – Международные практики цифровых решений пациентского пути в стоматологии</w:t>
+        <w:t>Таблица 1.4.2 – Международные практики цифровых решений пути пациента в стоматологии</w:t>
       </w:r>
     </w:p>
     <w:tbl>
@@ -1812,15 +1888,43 @@
     </w:tbl>
     <w:p>
       <w:pPr>
-        <w:spacing w:before="40" w:after="80" w:line="360" w:lineRule="auto"/>
+        <w:keepNext w:val="0"/>
+        <w:keepLines w:val="0"/>
+        <w:pageBreakBefore w:val="0"/>
+        <w:widowControl/>
+        <w:kinsoku/>
+        <w:wordWrap/>
+        <w:overflowPunct/>
+        <w:topLinePunct w:val="0"/>
+        <w:autoSpaceDE/>
+        <w:autoSpaceDN/>
+        <w:bidi w:val="0"/>
+        <w:adjustRightInd/>
+        <w:snapToGrid/>
+        <w:spacing w:after="0" w:line="360" w:lineRule="auto"/>
         <w:jc w:val="both"/>
+        <w:textAlignment w:val="auto"/>
       </w:pPr>
     </w:p>
     <w:p>
       <w:pPr>
-        <w:spacing w:before="120" w:after="80" w:line="360" w:lineRule="auto"/>
+        <w:keepNext w:val="0"/>
+        <w:keepLines w:val="0"/>
+        <w:pageBreakBefore w:val="0"/>
+        <w:widowControl/>
+        <w:kinsoku/>
+        <w:wordWrap/>
+        <w:overflowPunct/>
+        <w:topLinePunct w:val="0"/>
+        <w:autoSpaceDE/>
+        <w:autoSpaceDN/>
+        <w:bidi w:val="0"/>
+        <w:adjustRightInd/>
+        <w:snapToGrid/>
+        <w:spacing w:after="0" w:line="360" w:lineRule="auto"/>
         <w:ind w:firstLine="709"/>
         <w:jc w:val="left"/>
+        <w:textAlignment w:val="auto"/>
       </w:pPr>
       <w:r>
         <w:rPr>
@@ -1830,14 +1934,28 @@
           <w:color w:val="000000"/>
           <w:sz w:val="28"/>
         </w:rPr>
-        <w:t>1.4.3. Российская практика цифровых решений пациентского пути</w:t>
+        <w:t>1.4.3. Российская практика цифровых решений пути пациента</w:t>
       </w:r>
     </w:p>
     <w:p>
       <w:pPr>
+        <w:keepNext w:val="0"/>
+        <w:keepLines w:val="0"/>
+        <w:pageBreakBefore w:val="0"/>
+        <w:widowControl/>
+        <w:kinsoku/>
+        <w:wordWrap/>
+        <w:overflowPunct/>
+        <w:topLinePunct w:val="0"/>
+        <w:autoSpaceDE/>
+        <w:autoSpaceDN/>
+        <w:bidi w:val="0"/>
+        <w:adjustRightInd/>
+        <w:snapToGrid/>
         <w:spacing w:before="0" w:after="0" w:line="360" w:lineRule="auto"/>
         <w:ind w:firstLine="709"/>
         <w:jc w:val="both"/>
+        <w:textAlignment w:val="auto"/>
       </w:pPr>
       <w:r>
         <w:rPr>
@@ -1847,7 +1965,7 @@
           <w:color w:val="000000"/>
           <w:sz w:val="28"/>
         </w:rPr>
-        <w:t>В российской практике цифровизация пациентских коммуникаций развивается несколькими параллельными линиями. Первой линией выступают медицинские информационные системы (МИС) с пациентским контуром: «1С:Медицина. Стоматологическая клиника» и аналоги ведут запись, расписание врачей, электронную карту и финансовый учёт, а пациентское мобильное приложение надстраивается над ними для самостоятельной записи и просмотра истории. По данным вендоров и обзоров отрасли, внедрение мобильного приложения пациента в связке с МИС сокращает пропуски визитов на 20–30 % и даёт 10–15 % экономии материалов за счёт планирования закупок.</w:t>
+        <w:t>В российской практике цифровизация коммуникаций с пациентом развивается несколькими параллельными линиями. Первая линия — медицинские информационные системы (МИС) с контуром пациента: «1С:Медицина. Стоматологическая клиника» и аналоги ведут запись, расписание врачей, электронную карту и финансовый учёт, а мобильное приложение пациента надстраивается над ними для самостоятельной записи и просмотра истории. По данным вендоров и обзоров отрасли, внедрение мобильного приложения пациента в связке с МИС сокращает пропуски визитов на 20–30 % и даёт 10–15 % экономии материалов за счёт планирования закупок.</w:t>
       </w:r>
     </w:p>
     <w:p>
@@ -1864,7 +1982,7 @@
           <w:color w:val="000000"/>
           <w:sz w:val="28"/>
         </w:rPr>
-        <w:t>Вторая линия — внешние агрегаторы и платформы записи: «СберЗдоровье», «ПроДокторов», «DocDoc.ru», «НаПоправку». Они выполняют функцию точки первого касания и часто используются пациентами для сравнения клиник по цене и отзывам. Их недостаток с точки зрения сети клиник — «потеря» пациента: контактные данные и история взаимодействий остаются в платформе, а не в собственной системе клиники, что затрудняет повторные коммуникации и ретаргетинг.</w:t>
+        <w:t>Вторая линия — внешние агрегаторы и платформы записи: «СберЗдоровье», «ПроДокторов», «DocDoc.ru», «НаПоправку». Они работают как точка первого касания и часто используются пациентами для сравнения клиник по цене и отзывам. Их недостаток для сети клиник — «потеря» пациента: контактные данные и история взаимодействий остаются в платформе, а не в собственной системе клиники, что затрудняет повторные коммуникации и ретаргетинг.</w:t>
       </w:r>
     </w:p>
     <w:p>
@@ -1881,7 +1999,7 @@
           <w:color w:val="000000"/>
           <w:sz w:val="28"/>
         </w:rPr>
-        <w:t>Третья линия — собственные приложения сетей клиник. Примером выступает приложение «Мой Зубной» сети одноимённых стоматологий Санкт-Петербурга: оно агрегирует расписание врачей, историю посещений, информацию о гарантиях и квалификации специалистов, сведения о расположении и режиме работы филиалов. Подобные приложения решают задачу удержания постоянного пациента и снижают зависимость клиники от внешних агрегаторов.</w:t>
+        <w:t>Третья линия — собственные приложения сетей клиник. Пример — приложение «Мой Зубной» сети одноимённых стоматологий Санкт-Петербурга: оно собирает расписание врачей, историю посещений, информацию о гарантиях и квалификации специалистов, сведения о расположении и режиме работы филиалов. Такие приложения решают задачу удержания постоянного пациента и снижают зависимость клиники от внешних агрегаторов.</w:t>
       </w:r>
     </w:p>
     <w:p>
@@ -2006,7 +2124,7 @@
                 <w:color w:val="000000"/>
                 <w:sz w:val="28"/>
               </w:rPr>
-              <w:t>Покрытие пациентского пути</w:t>
+              <w:t>Покрытие пути пациента</w:t>
             </w:r>
           </w:p>
         </w:tc>
@@ -2030,7 +2148,7 @@
                 <w:color w:val="000000"/>
                 <w:sz w:val="28"/>
               </w:rPr>
-              <w:t>МИС с пациентским контуром</w:t>
+              <w:t>МИС с контуром пациента</w:t>
             </w:r>
           </w:p>
         </w:tc>
@@ -2354,15 +2472,43 @@
     </w:tbl>
     <w:p>
       <w:pPr>
-        <w:spacing w:before="40" w:after="80" w:line="360" w:lineRule="auto"/>
+        <w:keepNext w:val="0"/>
+        <w:keepLines w:val="0"/>
+        <w:pageBreakBefore w:val="0"/>
+        <w:widowControl/>
+        <w:kinsoku/>
+        <w:wordWrap/>
+        <w:overflowPunct/>
+        <w:topLinePunct w:val="0"/>
+        <w:autoSpaceDE/>
+        <w:autoSpaceDN/>
+        <w:bidi w:val="0"/>
+        <w:adjustRightInd/>
+        <w:snapToGrid/>
+        <w:spacing w:after="0" w:line="360" w:lineRule="auto"/>
         <w:jc w:val="both"/>
+        <w:textAlignment w:val="auto"/>
       </w:pPr>
     </w:p>
     <w:p>
       <w:pPr>
-        <w:spacing w:before="0" w:after="0" w:line="360" w:lineRule="auto"/>
-        <w:ind w:firstLine="709"/>
+        <w:keepNext w:val="0"/>
+        <w:keepLines w:val="0"/>
+        <w:pageBreakBefore w:val="0"/>
+        <w:widowControl/>
+        <w:kinsoku/>
+        <w:wordWrap/>
+        <w:overflowPunct/>
+        <w:topLinePunct w:val="0"/>
+        <w:autoSpaceDE/>
+        <w:autoSpaceDN/>
+        <w:bidi w:val="0"/>
+        <w:adjustRightInd/>
+        <w:snapToGrid/>
+        <w:spacing w:after="0" w:line="360" w:lineRule="auto"/>
+        <w:ind w:firstLine="706"/>
         <w:jc w:val="both"/>
+        <w:textAlignment w:val="auto"/>
       </w:pPr>
       <w:r>
         <w:rPr>
@@ -2372,14 +2518,28 @@
           <w:color w:val="000000"/>
           <w:sz w:val="28"/>
         </w:rPr>
-        <w:t>Российский ландшафт показывает, что отдельные функции пациентского пути уже автоматизированы массово, но единого цифрового контура у большинства клиник нет: МИС закрывает регистратуру, агрегаторы — поиск, мессенджеры — напоминания, и только мобильное приложение сети способно собрать этот контур в единую сущность с управляемой идентификацией пациента и сохранением контактов в собственной базе.</w:t>
+        <w:t>Российская практика показывает, что отдельные функции пути пациента уже массово автоматизированы, но единого цифрового контура у большинства клиник нет: МИС закрывает регистратуру, агрегаторы — поиск, мессенджеры — напоминания, и только мобильное приложение сети способно собрать этот контур в единую сущность с управляемой идентификацией пациента и сохранением контактов в собственной базе.</w:t>
       </w:r>
     </w:p>
     <w:p>
       <w:pPr>
-        <w:spacing w:before="120" w:after="80" w:line="360" w:lineRule="auto"/>
-        <w:ind w:firstLine="709"/>
+        <w:keepNext w:val="0"/>
+        <w:keepLines w:val="0"/>
+        <w:pageBreakBefore w:val="0"/>
+        <w:widowControl/>
+        <w:kinsoku/>
+        <w:wordWrap/>
+        <w:overflowPunct/>
+        <w:topLinePunct w:val="0"/>
+        <w:autoSpaceDE/>
+        <w:autoSpaceDN/>
+        <w:bidi w:val="0"/>
+        <w:adjustRightInd/>
+        <w:snapToGrid/>
+        <w:spacing w:after="0" w:line="360" w:lineRule="auto"/>
+        <w:ind w:firstLine="706"/>
         <w:jc w:val="left"/>
+        <w:textAlignment w:val="auto"/>
       </w:pPr>
       <w:r>
         <w:rPr>
@@ -2394,9 +2554,23 @@
     </w:p>
     <w:p>
       <w:pPr>
-        <w:spacing w:before="0" w:after="0" w:line="360" w:lineRule="auto"/>
-        <w:ind w:firstLine="709"/>
+        <w:keepNext w:val="0"/>
+        <w:keepLines w:val="0"/>
+        <w:pageBreakBefore w:val="0"/>
+        <w:widowControl/>
+        <w:kinsoku/>
+        <w:wordWrap/>
+        <w:overflowPunct/>
+        <w:topLinePunct w:val="0"/>
+        <w:autoSpaceDE/>
+        <w:autoSpaceDN/>
+        <w:bidi w:val="0"/>
+        <w:adjustRightInd/>
+        <w:snapToGrid/>
+        <w:spacing w:after="0" w:line="360" w:lineRule="auto"/>
+        <w:ind w:firstLine="706"/>
         <w:jc w:val="both"/>
+        <w:textAlignment w:val="auto"/>
       </w:pPr>
       <w:r>
         <w:rPr>
@@ -2406,7 +2580,7 @@
           <w:color w:val="000000"/>
           <w:sz w:val="28"/>
         </w:rPr>
-        <w:t>Цифровизация пациентских коммуникаций развивается параллельно с заметным изменением нормативной среды. Совокупность изменений, вступивших в силу в 2025 году и анонсированных на 2026 год, формирует не только ограничения, но и обоснование самой необходимости проектировать собственный цифровой продукт: ряд законодательных норм делает юридически невозможным ряд распространённых в России практик (разрешение на обработку данных в составе пользовательского соглашения, использование внешних платформ для ретаргетинга, размещение баз данных пациентов на иностранных облачных сервисах).</w:t>
+        <w:t>Цифровизация коммуникаций с пациентом развивается параллельно с заметным изменением нормативной среды. Изменения, вступившие в силу в 2025 году и анонсированные на 2026 год, не просто задают ограничения — они обосновывают необходимость собственного цифрового продукта. Часть распространённых в России практик становится юридически невозможной: разрешение на обработку данных в составе пользовательского соглашения, использование внешних платформ для ретаргетинга, размещение баз данных пациентов на иностранных облачных сервисах.</w:t>
       </w:r>
     </w:p>
     <w:p>
@@ -2491,7 +2665,7 @@
           <w:color w:val="000000"/>
           <w:sz w:val="28"/>
         </w:rPr>
-        <w:t>С 1 сентября 2025 года Федеральным законом от 07.04.2025 № 72-ФЗ введён универсальный запрет на размещение рекламы (включая медицинские услуги) на интернет-ресурсах, доступ к которым ограничен на территории России, и на площадках организаций, признанных экстремистскими или нежелательными. Согласно разъяснениям ФАС, признаком рекламы могут признаваться и публикации без прямой оплаты, если они формируют интерес к услуге или клинике. Норма изменяет привычную модель продвижения и фактически смещает фокус на собственные цифровые каналы клиники (сайт, мобильное приложение, e-mail, мессенджеры с верифицированной идентификацией).</w:t>
+        <w:t>С 1 сентября 2025 года Федеральным законом от 07.04.2025 № 72-ФЗ введён универсальный запрет на размещение рекламы (включая медицинские услуги) на интернет-ресурсах, доступ к которым ограничен на территории России, и на площадках организаций, признанных экстремистскими или нежелательными. Согласно разъяснениям ФАС, признаком рекламы могут признаваться и публикации без прямой оплаты, если они формируют интерес к услуге или клинике. Норма изменяет привычную модель продвижения и фактически смещает фокус на собственные цифровые каналы клиники (сайт, мобильное приложение, email, мессенджеры с верифицированной идентификацией).</w:t>
       </w:r>
     </w:p>
     <w:p>
@@ -3092,7 +3266,7 @@
                 <w:color w:val="000000"/>
                 <w:sz w:val="28"/>
               </w:rPr>
-              <w:t>Документальное обоснование статуса «не медицинское изделие» для пациентского контура MVP</w:t>
+              <w:t>Документальное обоснование статуса «не медицинское изделие» для контура пациента MVP</w:t>
             </w:r>
           </w:p>
         </w:tc>
@@ -3174,9 +3348,23 @@
     </w:p>
     <w:p>
       <w:pPr>
-        <w:spacing w:before="0" w:after="0" w:line="360" w:lineRule="auto"/>
-        <w:ind w:firstLine="709"/>
+        <w:keepNext w:val="0"/>
+        <w:keepLines w:val="0"/>
+        <w:pageBreakBefore w:val="0"/>
+        <w:widowControl/>
+        <w:kinsoku/>
+        <w:wordWrap/>
+        <w:overflowPunct/>
+        <w:topLinePunct w:val="0"/>
+        <w:autoSpaceDE/>
+        <w:autoSpaceDN/>
+        <w:bidi w:val="0"/>
+        <w:adjustRightInd/>
+        <w:snapToGrid/>
+        <w:spacing w:after="0" w:line="360" w:lineRule="auto"/>
+        <w:ind w:firstLine="706"/>
         <w:jc w:val="both"/>
+        <w:textAlignment w:val="auto"/>
       </w:pPr>
       <w:r>
         <w:rPr>
@@ -3186,14 +3374,28 @@
           <w:color w:val="000000"/>
           <w:sz w:val="28"/>
         </w:rPr>
-        <w:t>Совокупность норм формулирует двойственное обоснование необходимости решения. С одной стороны, нормативные изменения исключают «лёгкие» сценарии (универсальное согласие в составе соглашения, ретаргетинг через внешние пиксели, хранение баз на зарубежных облачных сервисах). С другой — вынуждают клиники развивать собственные цифровые контуры, в которых идентификация пациента, согласия и история коммуникаций находятся под управлением самой клиники.</w:t>
+        <w:t>Эти нормы дают двойственное обоснование. С одной стороны, нормативные изменения исключают «лёгкие» сценарии: универсальное согласие в составе соглашения, ретаргетинг через внешние пиксели, хранение баз на зарубежных облачных сервисах. С другой — клиники вынуждены развивать собственные цифровые контуры, где идентификация пациента, согласия и история коммуникаций находятся под управлением клиники.</w:t>
       </w:r>
     </w:p>
     <w:p>
       <w:pPr>
-        <w:spacing w:before="120" w:after="80" w:line="360" w:lineRule="auto"/>
-        <w:ind w:firstLine="709"/>
+        <w:keepNext w:val="0"/>
+        <w:keepLines w:val="0"/>
+        <w:pageBreakBefore w:val="0"/>
+        <w:widowControl/>
+        <w:kinsoku/>
+        <w:wordWrap/>
+        <w:overflowPunct/>
+        <w:topLinePunct w:val="0"/>
+        <w:autoSpaceDE/>
+        <w:autoSpaceDN/>
+        <w:bidi w:val="0"/>
+        <w:adjustRightInd/>
+        <w:snapToGrid/>
+        <w:spacing w:after="0" w:line="360" w:lineRule="auto"/>
+        <w:ind w:firstLine="706"/>
         <w:jc w:val="left"/>
+        <w:textAlignment w:val="auto"/>
       </w:pPr>
       <w:r>
         <w:rPr>
@@ -3208,9 +3410,23 @@
     </w:p>
     <w:p>
       <w:pPr>
-        <w:spacing w:before="0" w:after="0" w:line="360" w:lineRule="auto"/>
-        <w:ind w:firstLine="709"/>
+        <w:keepNext w:val="0"/>
+        <w:keepLines w:val="0"/>
+        <w:pageBreakBefore w:val="0"/>
+        <w:widowControl/>
+        <w:kinsoku/>
+        <w:wordWrap/>
+        <w:overflowPunct/>
+        <w:topLinePunct w:val="0"/>
+        <w:autoSpaceDE/>
+        <w:autoSpaceDN/>
+        <w:bidi w:val="0"/>
+        <w:adjustRightInd/>
+        <w:snapToGrid/>
+        <w:spacing w:after="0" w:line="360" w:lineRule="auto"/>
+        <w:ind w:firstLine="706"/>
         <w:jc w:val="both"/>
+        <w:textAlignment w:val="auto"/>
       </w:pPr>
       <w:r>
         <w:rPr>
@@ -3287,7 +3503,7 @@
           <w:color w:val="000000"/>
           <w:sz w:val="28"/>
         </w:rPr>
-        <w:t>Таблица 1.4.5 – Эмпирические оценки эффективности цифровых инструментов пациентских коммуникаций</w:t>
+        <w:t>Таблица 1.4.5 – Эмпирические оценки эффективности цифровых инструментов коммуникаций с пациентом</w:t>
       </w:r>
     </w:p>
     <w:tbl>
@@ -3863,15 +4079,71 @@
     </w:tbl>
     <w:p>
       <w:pPr>
-        <w:spacing w:before="40" w:after="80" w:line="360" w:lineRule="auto"/>
+        <w:keepNext w:val="0"/>
+        <w:keepLines w:val="0"/>
+        <w:pageBreakBefore w:val="0"/>
+        <w:widowControl/>
+        <w:kinsoku/>
+        <w:wordWrap/>
+        <w:overflowPunct/>
+        <w:topLinePunct w:val="0"/>
+        <w:autoSpaceDE/>
+        <w:autoSpaceDN/>
+        <w:bidi w:val="0"/>
+        <w:adjustRightInd/>
+        <w:snapToGrid/>
+        <w:spacing w:after="0" w:line="360" w:lineRule="auto"/>
         <w:jc w:val="both"/>
+        <w:textAlignment w:val="auto"/>
       </w:pPr>
     </w:p>
     <w:p>
       <w:pPr>
-        <w:spacing w:before="120" w:after="80" w:line="360" w:lineRule="auto"/>
-        <w:ind w:firstLine="709"/>
+        <w:keepNext w:val="0"/>
+        <w:keepLines w:val="0"/>
+        <w:pageBreakBefore w:val="0"/>
+        <w:widowControl/>
+        <w:kinsoku/>
+        <w:wordWrap/>
+        <w:overflowPunct/>
+        <w:topLinePunct w:val="0"/>
+        <w:autoSpaceDE/>
+        <w:autoSpaceDN/>
+        <w:bidi w:val="0"/>
+        <w:adjustRightInd/>
+        <w:snapToGrid/>
+        <w:spacing w:after="0" w:line="360" w:lineRule="auto"/>
+        <w:ind w:firstLine="706"/>
         <w:jc w:val="left"/>
+        <w:textAlignment w:val="auto"/>
+        <w:rPr>
+          <w:rFonts w:ascii="Times New Roman" w:hAnsi="Times New Roman" w:eastAsia="Times New Roman" w:cs="Times New Roman"/>
+          <w:b/>
+          <w:i w:val="0"/>
+          <w:color w:val="000000"/>
+          <w:sz w:val="28"/>
+        </w:rPr>
+      </w:pPr>
+    </w:p>
+    <w:p>
+      <w:pPr>
+        <w:keepNext w:val="0"/>
+        <w:keepLines w:val="0"/>
+        <w:pageBreakBefore w:val="0"/>
+        <w:widowControl/>
+        <w:kinsoku/>
+        <w:wordWrap/>
+        <w:overflowPunct/>
+        <w:topLinePunct w:val="0"/>
+        <w:autoSpaceDE/>
+        <w:autoSpaceDN/>
+        <w:bidi w:val="0"/>
+        <w:adjustRightInd/>
+        <w:snapToGrid/>
+        <w:spacing w:after="0" w:line="360" w:lineRule="auto"/>
+        <w:ind w:firstLine="706"/>
+        <w:jc w:val="left"/>
+        <w:textAlignment w:val="auto"/>
       </w:pPr>
       <w:r>
         <w:rPr>
@@ -3886,9 +4158,23 @@
     </w:p>
     <w:p>
       <w:pPr>
-        <w:spacing w:before="0" w:after="0" w:line="360" w:lineRule="auto"/>
-        <w:ind w:firstLine="709"/>
+        <w:keepNext w:val="0"/>
+        <w:keepLines w:val="0"/>
+        <w:pageBreakBefore w:val="0"/>
+        <w:widowControl/>
+        <w:kinsoku/>
+        <w:wordWrap/>
+        <w:overflowPunct/>
+        <w:topLinePunct w:val="0"/>
+        <w:autoSpaceDE/>
+        <w:autoSpaceDN/>
+        <w:bidi w:val="0"/>
+        <w:adjustRightInd/>
+        <w:snapToGrid/>
+        <w:spacing w:after="0" w:line="360" w:lineRule="auto"/>
+        <w:ind w:firstLine="706"/>
         <w:jc w:val="both"/>
+        <w:textAlignment w:val="auto"/>
       </w:pPr>
       <w:r>
         <w:rPr>
@@ -3898,7 +4184,7 @@
           <w:color w:val="000000"/>
           <w:sz w:val="28"/>
         </w:rPr>
-        <w:t>Сопоставление международного и российского опыта, нормативной базы и эмпирики позволяет сформулировать набор предпосылок, при которых проектирование собственного цифрового продукта клиники обосновано и теоретически, и практически.</w:t>
+        <w:t>Если сопоставить международный и российский опыт, нормативную базу и эмпирические данные, проявляется несколько предпосылок, при которых проектирование собственного цифрового продукта клиники обосновано теоретически и практически.</w:t>
       </w:r>
     </w:p>
     <w:p>
@@ -3915,7 +4201,7 @@
           <w:color w:val="000000"/>
           <w:sz w:val="28"/>
         </w:rPr>
-        <w:t>Сам по себе ни один инструмент — ни онлайн-запись, ни мессенджер-напоминания, ни чат-бот — управленческую проблему не закрывает. Эмпирика подтверждает эффект каждого инструмента в своей зоне (например, SMS снижает неявки на 14–34 % в зависимости от методологии), но точки трения распределены по разным участкам пути и требуют согласованного набора.</w:t>
+        <w:t>Ни один инструмент сам по себе — будь то онлайн-запись, мессенджер-напоминания или чат-бот — управленческую проблему не закрывает. Эмпирика подтверждает эффект каждого инструмента в своей зоне (например, средний рост явки на 15 п. п. от напоминаний, увеличение конверсии записи в 2,5 раза при добавлении онлайн-записи), но устойчивый бизнес-эффект возникает только тогда, когда инструменты работают совместно в одном цифровом контуре пациента.</w:t>
       </w:r>
     </w:p>
     <w:p>
@@ -3932,7 +4218,7 @@
           <w:color w:val="000000"/>
           <w:sz w:val="28"/>
         </w:rPr>
-        <w:t>Нормативная среда 2025–2026 годов делает «лёгкие» решения юридически рискованными: отдельный документ согласия, запрет хранения данных за рубежом и ограничения на ретаргетинг через внешние пиксели вынуждают клиники развивать собственный цифровой контур.</w:t>
+        <w:t>Нормативная среда 2025–2026 годов делает «лёгкие» решения юридически рискованными. Отдельный документ согласия, запрет хранения данных за рубежом, ограничения на ретаргетинг через внешние пиксели вынуждают клинику выстраивать собственный цифровой контур и собственную базу первого касания взамен внешних маркетинговых платформ.</w:t>
       </w:r>
     </w:p>
     <w:p>
@@ -3949,7 +4235,7 @@
           <w:color w:val="000000"/>
           <w:sz w:val="28"/>
         </w:rPr>
-        <w:t>Международный опыт показывает, что устойчивый эффект достигается при сочетании трёх компонентов: пациентский цифровой контур (мобильное приложение или портал), интегрированный с системой управления практикой (PMS/МИС), и омниканальные коммуникации с явной идентификацией пациента в собственной базе. Опыт NHS, DentaQuest и Henry Schein One различается в деталях, но архитектурно соответствует этой триаде.</w:t>
+        <w:t>Международный опыт показывает, что устойчивый эффект достигается при сочетании трёх компонентов. Первый — цифровой контур пациента (мобильное приложение или портал), интегрированный с системой управления практикой. Второй — омниканальный канал коммуникации с собственной идентификацией клиники, объединяющий мессенджер, email и SMS. Третий — встроенные образовательные и оценочные сценарии, повышающие дисциплину пациента и снижающие неявки.</w:t>
       </w:r>
     </w:p>
     <w:p>
@@ -3966,7 +4252,7 @@
           <w:color w:val="000000"/>
           <w:sz w:val="28"/>
         </w:rPr>
-        <w:t>Российский рынок располагает технологической и кадровой инфраструктурой для воспроизведения этой архитектуры: облачные платформы российских провайдеров обеспечивают соответствие 152-ФЗ и УЗ-3, рынок мобильной разработки достаточно зрелый, интеграции с МИС и платёжными провайдерами реализуемы в стандартных сроках. Барьер для среднего размера сети клиник лежит в управленческой плоскости: необходимо осознанно выделить ресурс на цифровой продукт и определить его функциональные границы.</w:t>
+        <w:t>Российский рынок располагает технологической и кадровой инфраструктурой для воспроизведения такой архитектуры: облачные платформы российских провайдеров обеспечивают соответствие требованиям № 152-ФЗ и уровню защищённости УЗ-3, рынок мобильных приложений для медицины активно развивается, а опыт лидеров отрасли («Мой Зубной», «Спецоборудование Дент») подтверждает жизнеспособность собственного цифрового канала в нише сетей среднего размера.</w:t>
       </w:r>
     </w:p>
     <w:p>
@@ -3974,6 +4260,13 @@
         <w:spacing w:before="0" w:after="0" w:line="360" w:lineRule="auto"/>
         <w:ind w:firstLine="709"/>
         <w:jc w:val="both"/>
+        <w:rPr>
+          <w:rFonts w:ascii="Times New Roman" w:hAnsi="Times New Roman" w:eastAsia="Times New Roman" w:cs="Times New Roman"/>
+          <w:b w:val="0"/>
+          <w:i w:val="0"/>
+          <w:color w:val="000000"/>
+          <w:sz w:val="28"/>
+        </w:rPr>
       </w:pPr>
       <w:r>
         <w:rPr>
@@ -3988,8 +4281,299 @@
     </w:p>
     <w:p>
       <w:pPr>
-        <w:spacing w:before="240" w:after="120" w:line="360" w:lineRule="auto"/>
+        <w:spacing w:before="0" w:after="0" w:line="360" w:lineRule="auto"/>
+        <w:ind w:firstLine="709"/>
+        <w:jc w:val="both"/>
+        <w:rPr>
+          <w:rFonts w:ascii="Times New Roman" w:hAnsi="Times New Roman" w:eastAsia="Times New Roman" w:cs="Times New Roman"/>
+          <w:b w:val="0"/>
+          <w:i w:val="0"/>
+          <w:color w:val="000000"/>
+          <w:sz w:val="28"/>
+        </w:rPr>
+      </w:pPr>
+    </w:p>
+    <w:p>
+      <w:pPr>
+        <w:spacing w:before="0" w:after="0" w:line="360" w:lineRule="auto"/>
+        <w:ind w:firstLine="709"/>
+        <w:jc w:val="both"/>
+        <w:rPr>
+          <w:rFonts w:ascii="Times New Roman" w:hAnsi="Times New Roman" w:eastAsia="Times New Roman" w:cs="Times New Roman"/>
+          <w:b w:val="0"/>
+          <w:i w:val="0"/>
+          <w:color w:val="000000"/>
+          <w:sz w:val="28"/>
+        </w:rPr>
+      </w:pPr>
+    </w:p>
+    <w:p>
+      <w:pPr>
+        <w:spacing w:before="0" w:after="0" w:line="360" w:lineRule="auto"/>
+        <w:ind w:firstLine="709"/>
+        <w:jc w:val="both"/>
+        <w:rPr>
+          <w:rFonts w:ascii="Times New Roman" w:hAnsi="Times New Roman" w:eastAsia="Times New Roman" w:cs="Times New Roman"/>
+          <w:b w:val="0"/>
+          <w:i w:val="0"/>
+          <w:color w:val="000000"/>
+          <w:sz w:val="28"/>
+        </w:rPr>
+      </w:pPr>
+    </w:p>
+    <w:p>
+      <w:pPr>
+        <w:spacing w:before="0" w:after="0" w:line="360" w:lineRule="auto"/>
+        <w:ind w:firstLine="709"/>
+        <w:jc w:val="both"/>
+        <w:rPr>
+          <w:rFonts w:ascii="Times New Roman" w:hAnsi="Times New Roman" w:eastAsia="Times New Roman" w:cs="Times New Roman"/>
+          <w:b w:val="0"/>
+          <w:i w:val="0"/>
+          <w:color w:val="000000"/>
+          <w:sz w:val="28"/>
+        </w:rPr>
+      </w:pPr>
+    </w:p>
+    <w:p>
+      <w:pPr>
+        <w:spacing w:before="0" w:after="0" w:line="360" w:lineRule="auto"/>
+        <w:ind w:firstLine="709"/>
+        <w:jc w:val="both"/>
+        <w:rPr>
+          <w:rFonts w:ascii="Times New Roman" w:hAnsi="Times New Roman" w:eastAsia="Times New Roman" w:cs="Times New Roman"/>
+          <w:b w:val="0"/>
+          <w:i w:val="0"/>
+          <w:color w:val="000000"/>
+          <w:sz w:val="28"/>
+        </w:rPr>
+      </w:pPr>
+    </w:p>
+    <w:p>
+      <w:pPr>
+        <w:spacing w:before="0" w:after="0" w:line="360" w:lineRule="auto"/>
+        <w:ind w:firstLine="709"/>
+        <w:jc w:val="both"/>
+        <w:rPr>
+          <w:rFonts w:ascii="Times New Roman" w:hAnsi="Times New Roman" w:eastAsia="Times New Roman" w:cs="Times New Roman"/>
+          <w:b w:val="0"/>
+          <w:i w:val="0"/>
+          <w:color w:val="000000"/>
+          <w:sz w:val="28"/>
+        </w:rPr>
+      </w:pPr>
+    </w:p>
+    <w:p>
+      <w:pPr>
+        <w:spacing w:before="0" w:after="0" w:line="360" w:lineRule="auto"/>
+        <w:ind w:firstLine="709"/>
+        <w:jc w:val="both"/>
+        <w:rPr>
+          <w:rFonts w:ascii="Times New Roman" w:hAnsi="Times New Roman" w:eastAsia="Times New Roman" w:cs="Times New Roman"/>
+          <w:b w:val="0"/>
+          <w:i w:val="0"/>
+          <w:color w:val="000000"/>
+          <w:sz w:val="28"/>
+        </w:rPr>
+      </w:pPr>
+    </w:p>
+    <w:p>
+      <w:pPr>
+        <w:spacing w:before="0" w:after="0" w:line="360" w:lineRule="auto"/>
+        <w:ind w:firstLine="709"/>
+        <w:jc w:val="both"/>
+        <w:rPr>
+          <w:rFonts w:ascii="Times New Roman" w:hAnsi="Times New Roman" w:eastAsia="Times New Roman" w:cs="Times New Roman"/>
+          <w:b w:val="0"/>
+          <w:i w:val="0"/>
+          <w:color w:val="000000"/>
+          <w:sz w:val="28"/>
+        </w:rPr>
+      </w:pPr>
+    </w:p>
+    <w:p>
+      <w:pPr>
+        <w:spacing w:before="0" w:after="0" w:line="360" w:lineRule="auto"/>
+        <w:ind w:firstLine="709"/>
+        <w:jc w:val="both"/>
+        <w:rPr>
+          <w:rFonts w:ascii="Times New Roman" w:hAnsi="Times New Roman" w:eastAsia="Times New Roman" w:cs="Times New Roman"/>
+          <w:b w:val="0"/>
+          <w:i w:val="0"/>
+          <w:color w:val="000000"/>
+          <w:sz w:val="28"/>
+        </w:rPr>
+      </w:pPr>
+    </w:p>
+    <w:p>
+      <w:pPr>
+        <w:spacing w:before="0" w:after="0" w:line="360" w:lineRule="auto"/>
+        <w:ind w:firstLine="709"/>
+        <w:jc w:val="both"/>
+        <w:rPr>
+          <w:rFonts w:ascii="Times New Roman" w:hAnsi="Times New Roman" w:eastAsia="Times New Roman" w:cs="Times New Roman"/>
+          <w:b w:val="0"/>
+          <w:i w:val="0"/>
+          <w:color w:val="000000"/>
+          <w:sz w:val="28"/>
+        </w:rPr>
+      </w:pPr>
+    </w:p>
+    <w:p>
+      <w:pPr>
+        <w:spacing w:before="0" w:after="0" w:line="360" w:lineRule="auto"/>
+        <w:ind w:firstLine="709"/>
+        <w:jc w:val="both"/>
+        <w:rPr>
+          <w:rFonts w:ascii="Times New Roman" w:hAnsi="Times New Roman" w:eastAsia="Times New Roman" w:cs="Times New Roman"/>
+          <w:b w:val="0"/>
+          <w:i w:val="0"/>
+          <w:color w:val="000000"/>
+          <w:sz w:val="28"/>
+        </w:rPr>
+      </w:pPr>
+    </w:p>
+    <w:p>
+      <w:pPr>
+        <w:spacing w:before="0" w:after="0" w:line="360" w:lineRule="auto"/>
+        <w:ind w:firstLine="709"/>
+        <w:jc w:val="both"/>
+        <w:rPr>
+          <w:rFonts w:ascii="Times New Roman" w:hAnsi="Times New Roman" w:eastAsia="Times New Roman" w:cs="Times New Roman"/>
+          <w:b w:val="0"/>
+          <w:i w:val="0"/>
+          <w:color w:val="000000"/>
+          <w:sz w:val="28"/>
+        </w:rPr>
+      </w:pPr>
+    </w:p>
+    <w:p>
+      <w:pPr>
+        <w:spacing w:before="0" w:after="0" w:line="360" w:lineRule="auto"/>
+        <w:ind w:firstLine="709"/>
+        <w:jc w:val="both"/>
+        <w:rPr>
+          <w:rFonts w:ascii="Times New Roman" w:hAnsi="Times New Roman" w:eastAsia="Times New Roman" w:cs="Times New Roman"/>
+          <w:b w:val="0"/>
+          <w:i w:val="0"/>
+          <w:color w:val="000000"/>
+          <w:sz w:val="28"/>
+        </w:rPr>
+      </w:pPr>
+    </w:p>
+    <w:p>
+      <w:pPr>
+        <w:spacing w:before="0" w:after="0" w:line="360" w:lineRule="auto"/>
+        <w:ind w:firstLine="709"/>
+        <w:jc w:val="both"/>
+        <w:rPr>
+          <w:rFonts w:ascii="Times New Roman" w:hAnsi="Times New Roman" w:eastAsia="Times New Roman" w:cs="Times New Roman"/>
+          <w:b w:val="0"/>
+          <w:i w:val="0"/>
+          <w:color w:val="000000"/>
+          <w:sz w:val="28"/>
+        </w:rPr>
+      </w:pPr>
+    </w:p>
+    <w:p>
+      <w:pPr>
+        <w:spacing w:before="0" w:after="0" w:line="360" w:lineRule="auto"/>
+        <w:ind w:firstLine="709"/>
+        <w:jc w:val="both"/>
+        <w:rPr>
+          <w:rFonts w:ascii="Times New Roman" w:hAnsi="Times New Roman" w:eastAsia="Times New Roman" w:cs="Times New Roman"/>
+          <w:b w:val="0"/>
+          <w:i w:val="0"/>
+          <w:color w:val="000000"/>
+          <w:sz w:val="28"/>
+        </w:rPr>
+      </w:pPr>
+    </w:p>
+    <w:p>
+      <w:pPr>
+        <w:spacing w:before="0" w:after="0" w:line="360" w:lineRule="auto"/>
+        <w:ind w:firstLine="709"/>
+        <w:jc w:val="both"/>
+        <w:rPr>
+          <w:rFonts w:ascii="Times New Roman" w:hAnsi="Times New Roman" w:eastAsia="Times New Roman" w:cs="Times New Roman"/>
+          <w:b w:val="0"/>
+          <w:i w:val="0"/>
+          <w:color w:val="000000"/>
+          <w:sz w:val="28"/>
+        </w:rPr>
+      </w:pPr>
+    </w:p>
+    <w:p>
+      <w:pPr>
+        <w:spacing w:before="0" w:after="0" w:line="360" w:lineRule="auto"/>
+        <w:ind w:firstLine="709"/>
+        <w:jc w:val="both"/>
+        <w:rPr>
+          <w:rFonts w:ascii="Times New Roman" w:hAnsi="Times New Roman" w:eastAsia="Times New Roman" w:cs="Times New Roman"/>
+          <w:b w:val="0"/>
+          <w:i w:val="0"/>
+          <w:color w:val="000000"/>
+          <w:sz w:val="28"/>
+        </w:rPr>
+      </w:pPr>
+    </w:p>
+    <w:p>
+      <w:pPr>
+        <w:spacing w:before="0" w:after="0" w:line="360" w:lineRule="auto"/>
+        <w:ind w:firstLine="709"/>
+        <w:jc w:val="both"/>
+        <w:rPr>
+          <w:rFonts w:ascii="Times New Roman" w:hAnsi="Times New Roman" w:eastAsia="Times New Roman" w:cs="Times New Roman"/>
+          <w:b w:val="0"/>
+          <w:i w:val="0"/>
+          <w:color w:val="000000"/>
+          <w:sz w:val="28"/>
+        </w:rPr>
+      </w:pPr>
+    </w:p>
+    <w:p>
+      <w:pPr>
+        <w:pStyle w:val="2"/>
+        <w:pageBreakBefore w:val="0"/>
+        <w:widowControl/>
+        <w:kinsoku/>
+        <w:wordWrap/>
+        <w:overflowPunct/>
+        <w:topLinePunct w:val="0"/>
+        <w:autoSpaceDE/>
+        <w:autoSpaceDN/>
+        <w:bidi w:val="0"/>
+        <w:adjustRightInd/>
+        <w:snapToGrid/>
+        <w:spacing w:before="0" w:after="0" w:line="360" w:lineRule="auto"/>
         <w:jc w:val="center"/>
+        <w:textAlignment w:val="auto"/>
+        <w:rPr>
+          <w:rFonts w:ascii="Times New Roman" w:hAnsi="Times New Roman" w:eastAsia="Times New Roman" w:cs="Times New Roman"/>
+          <w:b/>
+          <w:i w:val="0"/>
+          <w:color w:val="000000"/>
+          <w:sz w:val="28"/>
+        </w:rPr>
+      </w:pPr>
+    </w:p>
+    <w:p>
+      <w:pPr>
+        <w:pStyle w:val="2"/>
+        <w:pageBreakBefore w:val="0"/>
+        <w:widowControl/>
+        <w:kinsoku/>
+        <w:wordWrap/>
+        <w:overflowPunct/>
+        <w:topLinePunct w:val="0"/>
+        <w:autoSpaceDE/>
+        <w:autoSpaceDN/>
+        <w:bidi w:val="0"/>
+        <w:adjustRightInd/>
+        <w:snapToGrid/>
+        <w:spacing w:before="0" w:after="0" w:line="360" w:lineRule="auto"/>
+        <w:jc w:val="center"/>
+        <w:textAlignment w:val="auto"/>
       </w:pPr>
       <w:r>
         <w:rPr>
@@ -3999,14 +4583,26 @@
           <w:color w:val="000000"/>
           <w:sz w:val="28"/>
         </w:rPr>
-        <w:t>Обоснование выбора цифровых инструментов для стоматологической клиники и критерии их отбора</w:t>
+        <w:t>Глава 2. Обоснование выбора цифровых инструментов для стоматологической клиники и критерии их отбора</w:t>
       </w:r>
     </w:p>
     <w:p>
       <w:pPr>
-        <w:spacing w:before="0" w:after="0" w:line="360" w:lineRule="auto"/>
+        <w:pageBreakBefore w:val="0"/>
+        <w:widowControl/>
+        <w:kinsoku/>
+        <w:wordWrap/>
+        <w:overflowPunct/>
+        <w:topLinePunct w:val="0"/>
+        <w:autoSpaceDE/>
+        <w:autoSpaceDN/>
+        <w:bidi w:val="0"/>
+        <w:adjustRightInd/>
+        <w:snapToGrid/>
+        <w:spacing w:after="0" w:line="360" w:lineRule="auto"/>
         <w:ind w:firstLine="709"/>
         <w:jc w:val="both"/>
+        <w:textAlignment w:val="auto"/>
       </w:pPr>
       <w:r>
         <w:rPr>
@@ -4021,9 +4617,23 @@
     </w:p>
     <w:p>
       <w:pPr>
-        <w:spacing w:before="0" w:after="0" w:line="360" w:lineRule="auto"/>
-        <w:ind w:firstLine="709"/>
+        <w:keepNext w:val="0"/>
+        <w:keepLines w:val="0"/>
+        <w:pageBreakBefore w:val="0"/>
+        <w:widowControl/>
+        <w:kinsoku/>
+        <w:wordWrap/>
+        <w:overflowPunct/>
+        <w:topLinePunct w:val="0"/>
+        <w:autoSpaceDE/>
+        <w:autoSpaceDN/>
+        <w:bidi w:val="0"/>
+        <w:adjustRightInd/>
+        <w:snapToGrid/>
+        <w:spacing w:after="0" w:line="360" w:lineRule="auto"/>
+        <w:ind w:firstLine="706"/>
         <w:jc w:val="both"/>
+        <w:textAlignment w:val="auto"/>
       </w:pPr>
       <w:r>
         <w:rPr>
@@ -4038,9 +4648,23 @@
     </w:p>
     <w:p>
       <w:pPr>
-        <w:spacing w:before="120" w:after="80" w:line="360" w:lineRule="auto"/>
-        <w:ind w:firstLine="709"/>
+        <w:keepNext w:val="0"/>
+        <w:keepLines w:val="0"/>
+        <w:pageBreakBefore w:val="0"/>
+        <w:widowControl/>
+        <w:kinsoku/>
+        <w:wordWrap/>
+        <w:overflowPunct/>
+        <w:topLinePunct w:val="0"/>
+        <w:autoSpaceDE/>
+        <w:autoSpaceDN/>
+        <w:bidi w:val="0"/>
+        <w:adjustRightInd/>
+        <w:snapToGrid/>
+        <w:spacing w:after="0" w:line="360" w:lineRule="auto"/>
+        <w:ind w:firstLine="706"/>
         <w:jc w:val="left"/>
+        <w:textAlignment w:val="auto"/>
       </w:pPr>
       <w:r>
         <w:rPr>
@@ -4050,14 +4674,28 @@
           <w:color w:val="000000"/>
           <w:sz w:val="28"/>
         </w:rPr>
-        <w:t>Связь рыночных тенденций с проблемами клиники</w:t>
+        <w:t>2.1. Связь рыночных тенденций с проблемами клиники</w:t>
       </w:r>
     </w:p>
     <w:p>
       <w:pPr>
-        <w:spacing w:before="0" w:after="0" w:line="360" w:lineRule="auto"/>
-        <w:ind w:firstLine="709"/>
+        <w:keepNext w:val="0"/>
+        <w:keepLines w:val="0"/>
+        <w:pageBreakBefore w:val="0"/>
+        <w:widowControl/>
+        <w:kinsoku/>
+        <w:wordWrap/>
+        <w:overflowPunct/>
+        <w:topLinePunct w:val="0"/>
+        <w:autoSpaceDE/>
+        <w:autoSpaceDN/>
+        <w:bidi w:val="0"/>
+        <w:adjustRightInd/>
+        <w:snapToGrid/>
+        <w:spacing w:after="0" w:line="360" w:lineRule="auto"/>
+        <w:ind w:firstLine="706"/>
         <w:jc w:val="both"/>
+        <w:textAlignment w:val="auto"/>
       </w:pPr>
       <w:r>
         <w:rPr>
@@ -4067,7 +4705,7 @@
           <w:color w:val="000000"/>
           <w:sz w:val="28"/>
         </w:rPr>
-        <w:t>Сопоставление восьми тенденций таблицы 2 первой главы с проявлениями управленческой проблемы показывает, что не все тенденции в равной степени применимы к рассматриваемой сети. Например, виртуальная и дополненная реальность в стоматологии используются преимущественно для планирования лечения и обучения врачей, а не для пациентских коммуникаций; коллаборации с блогерами действуют в зоне привлечения, но не закрывают точки трения уже привлечённого пациента; оптимизация контента под генеративные движки, короткие видеоролики, персонализация и развитые оффлайн-инструменты остаются за периметром данной сети по соображениям ресурса и приоритетов. Релевантные тенденции и их связь с проблемами представлены в таблице ниже.</w:t>
+        <w:t>Сопоставление восьми тенденций таблицы 2 первой главы с проявлениями управленческой проблемы показывает, что не все тенденции в равной степени применимы к рассматриваемой сети. Например, виртуальная и дополненная реальность в стоматологии используются преимущественно для планирования лечения и обучения врачей, а не для коммуникаций с пациентом; коллаборации с блогерами действуют в зоне привлечения, но не закрывают точки трения уже привлечённого пациента; оптимизация контента под генеративные движки, короткие видеоролики, персонализация и развитые оффлайн-инструменты остаются за периметром данной сети по соображениям ресурса и приоритетов. Релевантные тенденции и их связь с проблемами представлены в таблице ниже.</w:t>
       </w:r>
     </w:p>
     <w:p>
@@ -4528,15 +5166,43 @@
     </w:tbl>
     <w:p>
       <w:pPr>
-        <w:spacing w:before="40" w:after="80" w:line="360" w:lineRule="auto"/>
+        <w:keepNext w:val="0"/>
+        <w:keepLines w:val="0"/>
+        <w:pageBreakBefore w:val="0"/>
+        <w:widowControl/>
+        <w:kinsoku/>
+        <w:wordWrap/>
+        <w:overflowPunct/>
+        <w:topLinePunct w:val="0"/>
+        <w:autoSpaceDE/>
+        <w:autoSpaceDN/>
+        <w:bidi w:val="0"/>
+        <w:adjustRightInd/>
+        <w:snapToGrid/>
+        <w:spacing w:after="0" w:line="360" w:lineRule="auto"/>
         <w:jc w:val="both"/>
+        <w:textAlignment w:val="auto"/>
       </w:pPr>
     </w:p>
     <w:p>
       <w:pPr>
-        <w:spacing w:before="120" w:after="80" w:line="360" w:lineRule="auto"/>
+        <w:keepNext w:val="0"/>
+        <w:keepLines w:val="0"/>
+        <w:pageBreakBefore w:val="0"/>
+        <w:widowControl/>
+        <w:kinsoku/>
+        <w:wordWrap/>
+        <w:overflowPunct/>
+        <w:topLinePunct w:val="0"/>
+        <w:autoSpaceDE/>
+        <w:autoSpaceDN/>
+        <w:bidi w:val="0"/>
+        <w:adjustRightInd/>
+        <w:snapToGrid/>
+        <w:spacing w:after="0" w:line="360" w:lineRule="auto"/>
         <w:ind w:firstLine="709"/>
         <w:jc w:val="left"/>
+        <w:textAlignment w:val="auto"/>
       </w:pPr>
       <w:r>
         <w:rPr>
@@ -4546,14 +5212,28 @@
           <w:color w:val="000000"/>
           <w:sz w:val="28"/>
         </w:rPr>
-        <w:t>Критерии отбора цифровых инструментов</w:t>
+        <w:t>2.2. Критерии отбора цифровых инструментов</w:t>
       </w:r>
     </w:p>
     <w:p>
       <w:pPr>
-        <w:spacing w:before="0" w:after="0" w:line="360" w:lineRule="auto"/>
+        <w:keepNext w:val="0"/>
+        <w:keepLines w:val="0"/>
+        <w:pageBreakBefore w:val="0"/>
+        <w:widowControl/>
+        <w:kinsoku/>
+        <w:wordWrap/>
+        <w:overflowPunct/>
+        <w:topLinePunct w:val="0"/>
+        <w:autoSpaceDE/>
+        <w:autoSpaceDN/>
+        <w:bidi w:val="0"/>
+        <w:adjustRightInd/>
+        <w:snapToGrid/>
+        <w:spacing w:after="0" w:line="360" w:lineRule="auto"/>
         <w:ind w:firstLine="709"/>
         <w:jc w:val="both"/>
+        <w:textAlignment w:val="auto"/>
       </w:pPr>
       <w:r>
         <w:rPr>
@@ -5242,15 +5922,43 @@
     </w:tbl>
     <w:p>
       <w:pPr>
-        <w:spacing w:before="40" w:after="80" w:line="360" w:lineRule="auto"/>
+        <w:keepNext w:val="0"/>
+        <w:keepLines w:val="0"/>
+        <w:pageBreakBefore w:val="0"/>
+        <w:widowControl/>
+        <w:kinsoku/>
+        <w:wordWrap/>
+        <w:overflowPunct/>
+        <w:topLinePunct w:val="0"/>
+        <w:autoSpaceDE/>
+        <w:autoSpaceDN/>
+        <w:bidi w:val="0"/>
+        <w:adjustRightInd/>
+        <w:snapToGrid/>
+        <w:spacing w:after="0" w:line="360" w:lineRule="auto"/>
         <w:jc w:val="both"/>
+        <w:textAlignment w:val="auto"/>
       </w:pPr>
     </w:p>
     <w:p>
       <w:pPr>
-        <w:spacing w:before="0" w:after="0" w:line="360" w:lineRule="auto"/>
-        <w:ind w:firstLine="709"/>
+        <w:keepNext w:val="0"/>
+        <w:keepLines w:val="0"/>
+        <w:pageBreakBefore w:val="0"/>
+        <w:widowControl/>
+        <w:kinsoku/>
+        <w:wordWrap/>
+        <w:overflowPunct/>
+        <w:topLinePunct w:val="0"/>
+        <w:autoSpaceDE/>
+        <w:autoSpaceDN/>
+        <w:bidi w:val="0"/>
+        <w:adjustRightInd/>
+        <w:snapToGrid/>
+        <w:spacing w:after="0" w:line="360" w:lineRule="auto"/>
+        <w:ind w:firstLine="706"/>
         <w:jc w:val="both"/>
+        <w:textAlignment w:val="auto"/>
       </w:pPr>
       <w:r>
         <w:rPr>
@@ -5260,14 +5968,28 @@
           <w:color w:val="000000"/>
           <w:sz w:val="28"/>
         </w:rPr>
-        <w:t>Веса распределены так, чтобы покрытие проблем (К1) оставалось доминирующим критерием, эмпирическая обоснованность (К2) и нормативная допустимость (К3) занимали высокое второе место, а реализуемость, удержание и управляемость данными выступали уточняющими параметрами. Такая иерархия согласуется с задачей обоснования MVP: продукт строится не вокруг технологического тренда, а вокруг конкретной операционной проблемы клиники.</w:t>
+        <w:t>Веса распределены так, чтобы покрытие проблем (К1) оставалось доминирующим критерием. Сразу за К1 идут эмпирическая обоснованность (К2) и нормативная допустимость (К3) — два равнозначных критерия второго порядка с одинаковым весом, поскольку выбор инструмента в медицинской услуге требует одновременно подтверждённой эффективности и юридической чистоты. Реализуемость в MVP (К4), влияние на LTV (К5) и управляемость данными (К6) образуют третий приоритетный блок. Сумма весов равна 1; нумерация критериев соответствует таблице 2.2.</w:t>
       </w:r>
     </w:p>
     <w:p>
       <w:pPr>
-        <w:spacing w:before="120" w:after="80" w:line="360" w:lineRule="auto"/>
-        <w:ind w:firstLine="709"/>
+        <w:keepNext w:val="0"/>
+        <w:keepLines w:val="0"/>
+        <w:pageBreakBefore w:val="0"/>
+        <w:widowControl/>
+        <w:kinsoku/>
+        <w:wordWrap/>
+        <w:overflowPunct/>
+        <w:topLinePunct w:val="0"/>
+        <w:autoSpaceDE/>
+        <w:autoSpaceDN/>
+        <w:bidi w:val="0"/>
+        <w:adjustRightInd/>
+        <w:snapToGrid/>
+        <w:spacing w:after="0" w:line="360" w:lineRule="auto"/>
+        <w:ind w:firstLine="706"/>
         <w:jc w:val="left"/>
+        <w:textAlignment w:val="auto"/>
       </w:pPr>
       <w:r>
         <w:rPr>
@@ -5277,14 +5999,28 @@
           <w:color w:val="000000"/>
           <w:sz w:val="28"/>
         </w:rPr>
-        <w:t>Сопоставление инструментов с проблемами и оценка по критериям</w:t>
+        <w:t>2.3. Сопоставление инструментов с проблемами и оценка по критериям</w:t>
       </w:r>
     </w:p>
     <w:p>
       <w:pPr>
-        <w:spacing w:before="0" w:after="0" w:line="360" w:lineRule="auto"/>
-        <w:ind w:firstLine="709"/>
+        <w:keepNext w:val="0"/>
+        <w:keepLines w:val="0"/>
+        <w:pageBreakBefore w:val="0"/>
+        <w:widowControl/>
+        <w:kinsoku/>
+        <w:wordWrap/>
+        <w:overflowPunct/>
+        <w:topLinePunct w:val="0"/>
+        <w:autoSpaceDE/>
+        <w:autoSpaceDN/>
+        <w:bidi w:val="0"/>
+        <w:adjustRightInd/>
+        <w:snapToGrid/>
+        <w:spacing w:after="0" w:line="360" w:lineRule="auto"/>
+        <w:ind w:firstLine="706"/>
         <w:jc w:val="both"/>
+        <w:textAlignment w:val="auto"/>
       </w:pPr>
       <w:r>
         <w:rPr>
@@ -6107,15 +6843,43 @@
     </w:tbl>
     <w:p>
       <w:pPr>
-        <w:spacing w:before="40" w:after="80" w:line="360" w:lineRule="auto"/>
+        <w:keepNext w:val="0"/>
+        <w:keepLines w:val="0"/>
+        <w:pageBreakBefore w:val="0"/>
+        <w:widowControl/>
+        <w:kinsoku/>
+        <w:wordWrap/>
+        <w:overflowPunct/>
+        <w:topLinePunct w:val="0"/>
+        <w:autoSpaceDE/>
+        <w:autoSpaceDN/>
+        <w:bidi w:val="0"/>
+        <w:adjustRightInd/>
+        <w:snapToGrid/>
+        <w:spacing w:after="0" w:line="360" w:lineRule="auto"/>
         <w:jc w:val="both"/>
+        <w:textAlignment w:val="auto"/>
       </w:pPr>
     </w:p>
     <w:p>
       <w:pPr>
-        <w:spacing w:before="0" w:after="0" w:line="360" w:lineRule="auto"/>
+        <w:keepNext w:val="0"/>
+        <w:keepLines w:val="0"/>
+        <w:pageBreakBefore w:val="0"/>
+        <w:widowControl/>
+        <w:kinsoku/>
+        <w:wordWrap/>
+        <w:overflowPunct/>
+        <w:topLinePunct w:val="0"/>
+        <w:autoSpaceDE/>
+        <w:autoSpaceDN/>
+        <w:bidi w:val="0"/>
+        <w:adjustRightInd/>
+        <w:snapToGrid/>
+        <w:spacing w:after="0" w:line="360" w:lineRule="auto"/>
         <w:ind w:firstLine="709"/>
         <w:jc w:val="both"/>
+        <w:textAlignment w:val="auto"/>
       </w:pPr>
       <w:r>
         <w:rPr>
@@ -8416,137 +9180,7 @@
     <w:p>
       <w:pPr>
         <w:spacing w:before="240" w:after="120" w:line="360" w:lineRule="auto"/>
-        <w:jc w:val="center"/>
-        <w:rPr>
-          <w:rFonts w:ascii="Times New Roman" w:hAnsi="Times New Roman" w:eastAsia="Times New Roman" w:cs="Times New Roman"/>
-          <w:b/>
-          <w:i w:val="0"/>
-          <w:color w:val="000000"/>
-          <w:sz w:val="28"/>
-        </w:rPr>
-      </w:pPr>
-    </w:p>
-    <w:p>
-      <w:pPr>
-        <w:spacing w:before="240" w:after="120" w:line="360" w:lineRule="auto"/>
-        <w:jc w:val="center"/>
-        <w:rPr>
-          <w:rFonts w:ascii="Times New Roman" w:hAnsi="Times New Roman" w:eastAsia="Times New Roman" w:cs="Times New Roman"/>
-          <w:b/>
-          <w:i w:val="0"/>
-          <w:color w:val="000000"/>
-          <w:sz w:val="28"/>
-        </w:rPr>
-      </w:pPr>
-    </w:p>
-    <w:p>
-      <w:pPr>
-        <w:spacing w:before="240" w:after="120" w:line="360" w:lineRule="auto"/>
-        <w:jc w:val="center"/>
-        <w:rPr>
-          <w:rFonts w:ascii="Times New Roman" w:hAnsi="Times New Roman" w:eastAsia="Times New Roman" w:cs="Times New Roman"/>
-          <w:b/>
-          <w:i w:val="0"/>
-          <w:color w:val="000000"/>
-          <w:sz w:val="28"/>
-        </w:rPr>
-      </w:pPr>
-    </w:p>
-    <w:p>
-      <w:pPr>
-        <w:spacing w:before="240" w:after="120" w:line="360" w:lineRule="auto"/>
-        <w:jc w:val="center"/>
-        <w:rPr>
-          <w:rFonts w:ascii="Times New Roman" w:hAnsi="Times New Roman" w:eastAsia="Times New Roman" w:cs="Times New Roman"/>
-          <w:b/>
-          <w:i w:val="0"/>
-          <w:color w:val="000000"/>
-          <w:sz w:val="28"/>
-        </w:rPr>
-      </w:pPr>
-    </w:p>
-    <w:p>
-      <w:pPr>
-        <w:spacing w:before="240" w:after="120" w:line="360" w:lineRule="auto"/>
-        <w:jc w:val="center"/>
-        <w:rPr>
-          <w:rFonts w:ascii="Times New Roman" w:hAnsi="Times New Roman" w:eastAsia="Times New Roman" w:cs="Times New Roman"/>
-          <w:b/>
-          <w:i w:val="0"/>
-          <w:color w:val="000000"/>
-          <w:sz w:val="28"/>
-        </w:rPr>
-      </w:pPr>
-    </w:p>
-    <w:p>
-      <w:pPr>
-        <w:spacing w:before="240" w:after="120" w:line="360" w:lineRule="auto"/>
-        <w:jc w:val="center"/>
-        <w:rPr>
-          <w:rFonts w:ascii="Times New Roman" w:hAnsi="Times New Roman" w:eastAsia="Times New Roman" w:cs="Times New Roman"/>
-          <w:b/>
-          <w:i w:val="0"/>
-          <w:color w:val="000000"/>
-          <w:sz w:val="28"/>
-        </w:rPr>
-      </w:pPr>
-    </w:p>
-    <w:p>
-      <w:pPr>
-        <w:spacing w:before="240" w:after="120" w:line="360" w:lineRule="auto"/>
-        <w:jc w:val="center"/>
-        <w:rPr>
-          <w:rFonts w:ascii="Times New Roman" w:hAnsi="Times New Roman" w:eastAsia="Times New Roman" w:cs="Times New Roman"/>
-          <w:b/>
-          <w:i w:val="0"/>
-          <w:color w:val="000000"/>
-          <w:sz w:val="28"/>
-        </w:rPr>
-      </w:pPr>
-    </w:p>
-    <w:p>
-      <w:pPr>
-        <w:spacing w:before="240" w:after="120" w:line="360" w:lineRule="auto"/>
-        <w:jc w:val="center"/>
-        <w:rPr>
-          <w:rFonts w:ascii="Times New Roman" w:hAnsi="Times New Roman" w:eastAsia="Times New Roman" w:cs="Times New Roman"/>
-          <w:b/>
-          <w:i w:val="0"/>
-          <w:color w:val="000000"/>
-          <w:sz w:val="28"/>
-        </w:rPr>
-      </w:pPr>
-    </w:p>
-    <w:p>
-      <w:pPr>
-        <w:spacing w:before="240" w:after="120" w:line="360" w:lineRule="auto"/>
-        <w:jc w:val="center"/>
-        <w:rPr>
-          <w:rFonts w:ascii="Times New Roman" w:hAnsi="Times New Roman" w:eastAsia="Times New Roman" w:cs="Times New Roman"/>
-          <w:b/>
-          <w:i w:val="0"/>
-          <w:color w:val="000000"/>
-          <w:sz w:val="28"/>
-        </w:rPr>
-      </w:pPr>
-    </w:p>
-    <w:p>
-      <w:pPr>
-        <w:spacing w:before="240" w:after="120" w:line="360" w:lineRule="auto"/>
-        <w:jc w:val="center"/>
-        <w:rPr>
-          <w:rFonts w:ascii="Times New Roman" w:hAnsi="Times New Roman" w:eastAsia="Times New Roman" w:cs="Times New Roman"/>
-          <w:b/>
-          <w:i w:val="0"/>
-          <w:color w:val="000000"/>
-          <w:sz w:val="28"/>
-        </w:rPr>
-      </w:pPr>
-    </w:p>
-    <w:p>
-      <w:pPr>
-        <w:spacing w:before="240" w:after="120" w:line="360" w:lineRule="auto"/>
-        <w:jc w:val="center"/>
+        <w:jc w:val="both"/>
         <w:rPr>
           <w:rFonts w:ascii="Times New Roman" w:hAnsi="Times New Roman" w:eastAsia="Times New Roman" w:cs="Times New Roman"/>
           <w:b/>
@@ -8640,7 +9274,7 @@
           <w:color w:val="000000"/>
           <w:sz w:val="28"/>
         </w:rPr>
-        <w:t>Настоящая работа посвящена обоснованию и проектированию состава цифровых инструментов для стоматологической сети клиник с разработкой мобильного приложения уровня MVP. По итогам исследования получены результаты, отвечающие поставленным во введении задачам.</w:t>
+        <w:t>Работа посвящена обоснованию и проектированию состава цифровых инструментов для стоматологической сети клиник с разработкой мобильного приложения уровня MVP. По каждой из пяти поставленных задач получены конкретные результаты, которые в совокупности образуют логически связанную проектную линию от понятийного аппарата до прогнозной экономики.</w:t>
       </w:r>
     </w:p>
     <w:p>
@@ -8657,7 +9291,7 @@
           <w:color w:val="000000"/>
           <w:sz w:val="28"/>
         </w:rPr>
-        <w:t>Первая задача потребовала анализа понятия и инструментария цифрового маркетинга. Установлено, что цифровой маркетинг шире интернет-маркетинга и охватывает каналы, не требующие выхода в интернет (мобильные устройства, цифровое телевидение, цифровые билборды). Выделены ключевые инструменты — социальные медиа, контент-маркетинг, реклама во всех её разновидностях, корпоративный сайт, мобильные приложения, мессенджеры, аналитические системы. Систематизированы рыночные тенденции 2024–2025 годов: внедрение искусственного интеллекта, оптимизация под генеративные поисковые движки, сокращение воронки продаж, омниканальный путь клиента, перевод коммуникаций в мессенджеры. Применительно к стоматологии выделены критерии выбора клиники пациентом и барьеры посещения, включая структурные и поведенческие.</w:t>
+        <w:t>При работе над понятийным аппаратом удалось показать, что цифровой маркетинг не сводится к интернет-маркетингу и включает каналы вне сети — мобильные устройства, цифровое телевидение, цифровые билборды. К ключевому инструментарию отнесены социальные медиа, контент-маркетинг, реклама в её основных форматах, корпоративный сайт, мобильные приложения, мессенджеры и аналитические системы. Тенденции 2024–2025 годов сгруппированы вокруг пяти линий: внедрение искусственного интеллекта, оптимизация под генеративные поисковые движки, сокращение воронки продаж, омниканальность пути клиента и перевод коммуникаций с пациентом в мессенджеры. Для стоматологии отдельно выделены критерии выбора клиники и барьеры посещения, как структурные, так и поведенческие.</w:t>
       </w:r>
     </w:p>
     <w:p>
@@ -8674,7 +9308,7 @@
           <w:color w:val="000000"/>
           <w:sz w:val="28"/>
         </w:rPr>
-        <w:t>Изучение международного и российского опыта вынесено в новый раздел 1.4 первой главы. Рассмотрены пилот NHS 111 по прямой записи на срочные стоматологические приёмы, программа DentaQuest по SMS-стимулированию утилизации страхового покрытия, архитектура DSO-сетей в США (Henry Schein One и DentalMonitoring), результаты опроса ADA по телестоматологии и подходы к омниканальным коммуникациям. Российский опыт систематизирован по четырём линиям: МИС с пациентским контуром, агрегаторы записи, собственные приложения сетей, мессенджер-коммуникации. Установлено, что устойчивый эффект достигается при сочетании пациентского цифрового контура, интегрированного с системой управления практикой, и омниканальной коммуникации с собственной идентификацией.</w:t>
+        <w:t>Международный и российский опыт разобран в разделе 1.4 и дал материал для сопоставления. В фокус попали пилот NHS 111 по прямой записи на срочные приёмы, программа DentaQuest по SMS-стимулированию утилизации страхового покрытия, архитектура DSO-сетей в США на примерах Henry Schein One и DentalMonitoring, опрос ADA по телестоматологии, а также омниканальные практики коммуникации. Российский опыт уложен в четыре линии: МИС с контуром пациента, агрегаторы записи, собственные приложения сетей и мессенджер-коммуникации. Из этого сопоставления вытекает практический вывод: устойчивый эффект возникает только там, где контур пациента интегрирован с системой управления практикой, а коммуникации с пациентом ведутся омниканально и под собственной идентификацией клиники.</w:t>
       </w:r>
     </w:p>
     <w:p>
@@ -8691,7 +9325,7 @@
           <w:color w:val="000000"/>
           <w:sz w:val="28"/>
         </w:rPr>
-        <w:t>Систематизация нормативных изменений 2025–2026 годов представлена в подразделе 1.4.4. Сводная карта изменений охватывает Федеральные законы № 152-ФЗ (в редакции ФЗ № 121-ФЗ), № 23-ФЗ, № 38-ФЗ (с учётом ФЗ № 72-ФЗ), № 323-ФЗ, постановление Правительства № 1119, приказы Минздрава России № 193н, № 4н и № 686н, приказ ФСТЭК № 21. Установлено, что нормативная среда последовательно вынуждает клиники развивать собственные цифровые контуры: согласия оформляются отдельным документом, базы должны размещаться на территории Российской Федерации, ретаргетинг через внешние пиксели становится юридически рискованным.</w:t>
+        <w:t>Карта нормативных изменений 2025–2026 годов вынесена в подраздел 1.4.4 и охватывает Федеральные законы № 152-ФЗ (в редакции ФЗ № 121-ФЗ), № 23-ФЗ, № 38-ФЗ (с учётом ФЗ № 72-ФЗ), № 323-ФЗ, постановление Правительства № 1119, приказы Минздрава России № 193н, № 4н и № 686н, а также приказ ФСТЭК № 21. Содержательный итог сводится к следующему: регулирование последовательно сдвигает клиники в сторону собственных цифровых контуров — согласия требуется оформлять отдельным документом, базы данных размещать на территории Российской Федерации, а ретаргетинг через внешние пиксели становится юридически рискованным.</w:t>
       </w:r>
     </w:p>
     <w:p>
@@ -8708,7 +9342,7 @@
           <w:color w:val="000000"/>
           <w:sz w:val="28"/>
         </w:rPr>
-        <w:t>Обоснование выбора цифровых инструментов и критериев отбора выполнено в разделе 2 настоящего документа. Каждой рыночной тенденции из таблицы 2 первой главы поставлена в соответствие конкретная проблема клиники; сформулировано шесть критериев отбора с весами (покрытие проблем, эмпирическая обоснованность, соответствие нормативной базе, реализуемость в MVP, влияние на LTV, управляемость данными). По итогам взвешенной оценки в состав MVP включены онлайн-запись, автоматические напоминания, единый цифровой профиль пациента и цифровая заявка на налоговый вычет; чат-бот, CRM-сегментация и ретаргетинг выделены как расширения после пилота; телестоматология и AI-аналитика — за пределами MVP по нормативным и операционным причинам.</w:t>
+        <w:t>Обоснование состава инструментов и критериев отбора собрано во второй главе работы. Каждой тенденции из таблицы 2 первой главы поставлена в соответствие конкретная проблема клиники, после чего предложено шесть критериев с весами: покрытие проблем, эмпирическая обоснованность, соответствие нормативной базе, реализуемость в MVP, влияние на LTV и управляемость данными. По итогам взвешенной оценки в ядро MVP вошли онлайн-запись, автоматические напоминания, единый цифровой профиль пациента и цифровая заявка на налоговый вычет. Чат-бот, CRM-сегментация и ретаргетинг отнесены к расширениям следующего этапа после пилота, а телестоматология и AI-аналитика вынесены за пределы MVP по нормативным и операционным причинам.</w:t>
       </w:r>
     </w:p>
     <w:p>
@@ -8725,7 +9359,7 @@
           <w:color w:val="000000"/>
           <w:sz w:val="28"/>
         </w:rPr>
-        <w:t>Концепт мобильного приложения уровня MVP и оценка прогнозного экономического эффекта представлены в третьей главе. Сформулированы 12 функциональных и 7 нефункциональных требований, описаны три роли пользователей, четыре пользовательские истории и три варианта использования. Спроектирована четырёхслойная архитектура (клиенты, шлюз, доменные сервисы, хранилища) с отдельной фоновой очередью, для каждого слоя обоснован технологический стек. Построена модель данных из шести базовых сущностей с возможностью расширения под план лечения и карту зубов формата FDI. Определены 13 внешних интеграций по четырём направлениям и пять основных нормативных требований; меры информационной безопасности соответствуют уровню защищённости УЗ-3, статус «не медицинское изделие» по 323-ФЗ обоснован документально. Прогнозный расчёт по базовому сценарию показывает чистый годовой эффект 16,3 млн руб. и срок окупаемости 19 месяцев; ключевыми источниками чувствительности выступают LTV и средний чек.</w:t>
+        <w:t>Концепт мобильного приложения пациента уровня MVP и прогнозная экономика собраны в третьей главе. Состав требований включает 12 функциональных и 7 нефункциональных позиций, три роли пользователей, четыре пользовательские истории и три варианта использования. Архитектура спроектирована из четырёх слоёв — клиенты, шлюз, доменные сервисы, хранилища — с отдельной фоновой очередью; технологический стек обоснован послойно. Модель данных опирается на шесть базовых сущностей и допускает расширение под план лечения и карту зубов формата FDI. Внешний контур описан 13 интеграциями по четырём направлениям и пятью нормативными требованиями; меры информационной безопасности соответствуют уровню защищённости УЗ-3, а статус «не медицинское изделие» по № 323-ФЗ обоснован документально. По базовому сценарию чистый годовой эффект составляет 16,3 млн руб. при сроке окупаемости 19 месяцев, причём наиболее чувствительными параметрами оказываются LTV и средний чек.</w:t>
       </w:r>
     </w:p>
     <w:p>
@@ -8742,7 +9376,7 @@
           <w:color w:val="000000"/>
           <w:sz w:val="28"/>
         </w:rPr>
-        <w:t>Полученные результаты применимы при подготовке проектных решений в стоматологических сетях среднего размера. Дальнейшее развитие темы предполагает валидацию прогнозного расчёта на пилотном запуске продолжительностью 2–3 месяца и расширение продукта функцией удалённой консультации в соответствии с порядком № 193н после обновления медицинской лицензии и записи в Федеральном реестре медицинских организаций.</w:t>
+        <w:t>Полученные результаты применимы при подготовке проектных решений в стоматологических сетях среднего размера — с базой пациентов порядка 1 500–5 000 человек; именно на таких параметрах построен базовый сценарий прогнозного расчёта третьей главы, давший чистый годовой эффект 16,3 млн руб. и срок окупаемости 19 месяцев при ведущей чувствительности по LTV и среднему чеку. Дальнейшее развитие темы предполагает валидацию прогнозного расчёта на пилотном запуске продолжительностью 2–3 месяца, а также расширение продукта функцией удалённой консультации в порядке приказа № 193н после обновления медицинской лицензии и записи в Федеральном реестре медицинских организаций.</w:t>
       </w:r>
     </w:p>
     <w:p>
@@ -8813,59 +9447,7 @@
     <w:p>
       <w:pPr>
         <w:spacing w:before="240" w:after="120" w:line="360" w:lineRule="auto"/>
-        <w:jc w:val="center"/>
-        <w:rPr>
-          <w:rFonts w:ascii="Times New Roman" w:hAnsi="Times New Roman" w:eastAsia="Times New Roman" w:cs="Times New Roman"/>
-          <w:b/>
-          <w:i w:val="0"/>
-          <w:color w:val="000000"/>
-          <w:sz w:val="28"/>
-        </w:rPr>
-      </w:pPr>
-    </w:p>
-    <w:p>
-      <w:pPr>
-        <w:spacing w:before="240" w:after="120" w:line="360" w:lineRule="auto"/>
-        <w:jc w:val="center"/>
-        <w:rPr>
-          <w:rFonts w:ascii="Times New Roman" w:hAnsi="Times New Roman" w:eastAsia="Times New Roman" w:cs="Times New Roman"/>
-          <w:b/>
-          <w:i w:val="0"/>
-          <w:color w:val="000000"/>
-          <w:sz w:val="28"/>
-        </w:rPr>
-      </w:pPr>
-    </w:p>
-    <w:p>
-      <w:pPr>
-        <w:spacing w:before="240" w:after="120" w:line="360" w:lineRule="auto"/>
-        <w:jc w:val="center"/>
-        <w:rPr>
-          <w:rFonts w:ascii="Times New Roman" w:hAnsi="Times New Roman" w:eastAsia="Times New Roman" w:cs="Times New Roman"/>
-          <w:b/>
-          <w:i w:val="0"/>
-          <w:color w:val="000000"/>
-          <w:sz w:val="28"/>
-        </w:rPr>
-      </w:pPr>
-    </w:p>
-    <w:p>
-      <w:pPr>
-        <w:spacing w:before="240" w:after="120" w:line="360" w:lineRule="auto"/>
-        <w:jc w:val="center"/>
-        <w:rPr>
-          <w:rFonts w:ascii="Times New Roman" w:hAnsi="Times New Roman" w:eastAsia="Times New Roman" w:cs="Times New Roman"/>
-          <w:b/>
-          <w:i w:val="0"/>
-          <w:color w:val="000000"/>
-          <w:sz w:val="28"/>
-        </w:rPr>
-      </w:pPr>
-    </w:p>
-    <w:p>
-      <w:pPr>
-        <w:spacing w:before="240" w:after="120" w:line="360" w:lineRule="auto"/>
-        <w:jc w:val="center"/>
+        <w:jc w:val="both"/>
         <w:rPr>
           <w:rFonts w:ascii="Times New Roman" w:hAnsi="Times New Roman" w:eastAsia="Times New Roman" w:cs="Times New Roman"/>
           <w:b/>
@@ -8888,24 +9470,7 @@
           <w:color w:val="000000"/>
           <w:sz w:val="28"/>
         </w:rPr>
-        <w:t>СПИСОК ДОПОЛНИТЕЛЬНЫХ ИСТОЧНИКОВ</w:t>
-      </w:r>
-    </w:p>
-    <w:p>
-      <w:pPr>
-        <w:spacing w:before="0" w:after="0" w:line="360" w:lineRule="auto"/>
-        <w:ind w:firstLine="709"/>
-        <w:jc w:val="both"/>
-      </w:pPr>
-      <w:r>
-        <w:rPr>
-          <w:rFonts w:ascii="Times New Roman" w:hAnsi="Times New Roman" w:eastAsia="Times New Roman" w:cs="Times New Roman"/>
-          <w:b w:val="0"/>
-          <w:i w:val="0"/>
-          <w:color w:val="000000"/>
-          <w:sz w:val="28"/>
-        </w:rPr>
-        <w:t>Перечень содержит источники, добавленные при подготовке аннотации, введения, раздела 1.4 первой главы, обоснования цифровых инструментов и заключения. Нумерация продолжает список глав 1–3 и начинается с № 24.</w:t>
+        <w:t>СПИСОК ИСПОЛЬЗОВАННЫХ ИСТОЧНИКОВ</w:t>
       </w:r>
     </w:p>
     <w:p>
@@ -9562,6 +10127,21 @@
           <w:sz w:val="28"/>
         </w:rPr>
         <w:t>64. ASDA. Barriers to Care / American Student Dental Association. – 2024. – URL: https://www.asdanet.org/index/get-involved/advocate/issues-and-legislative-priorities/Barriers-to-Care (дата обращения: 04.05.2026).</w:t>
+      </w:r>
+    </w:p>
+    <w:p>
+      <w:pPr>
+        <w:spacing w:before="0" w:after="0" w:line="360" w:lineRule="auto"/>
+        <w:jc w:val="both"/>
+      </w:pPr>
+      <w:r>
+        <w:rPr>
+          <w:rFonts w:ascii="Times New Roman" w:hAnsi="Times New Roman"/>
+          <w:b w:val="0"/>
+          <w:i w:val="0"/>
+          <w:sz w:val="28"/>
+        </w:rPr>
+        <w:t>65. 2025 Healthcare Benchmark Report / Smart Communications. – 2025. – URL: https://www.smartcommunications.com/resource-center/white-papers-ebooks/2025-healthcare-benchmark-report-customer-experience-communications (дата обращения: 04.05.2026).</w:t>
       </w:r>
     </w:p>
     <w:sectPr>

--- a/dental-mvp-additions.docx
+++ b/dental-mvp-additions.docx
@@ -143,7 +143,7 @@
           <w:color w:val="000000"/>
           <w:sz w:val="28"/>
         </w:rPr>
-        <w:t>Российский рынок стоматологических услуг продолжает рост: по оценке DentalData (Ведомости, 01.2025), объём рынка в 2024 году достиг 712,7 млрд руб., причём опережающими темпами растёт сегмент крупных городов, где конкуренция за лояльность пациента обострена сильнее. Аналитика медицинского маркетинга за последний год фиксирует рост расходов на рекламу в отрасли на 23,6 %, а единица коммуникации — заявка или звонок — подорожала примерно на 25 %. Доля клиник, которые в полной мере используют цифровые инструменты в коммуникациях с пациентом, по разным оценкам не превышает 10–15 %. Сочетание дорожающего привлечения и низкой цифровой зрелости каналов превращает цифровую трансформацию пути пациента в условие сохранения рентабельности клиники.</w:t>
+        <w:t>Российский рынок стоматологических услуг продолжает рост: по оценке DentalData (Ведомости, 10.01.2025), оборот рынка частных стоматологических услуг в России за 2024 год вырос на 15,4 % и достиг 717 млрд руб., причём опережающими темпами растёт сегмент крупных городов, где конкуренция за лояльность пациента обострена сильнее. Аналитика медицинского маркетинга за последний год фиксирует заметный рост расходов на рекламу в отрасли и удорожание единицы коммуникации — заявки или звонка. Несмотря на широкий выбор МИС и CRM на российском рынке, полноценный цифровой контур коммуникаций с пациентом внедрён в ограниченном числе клиник. Сочетание дорожающего привлечения и низкой цифровой зрелости каналов превращает цифровую трансформацию пути пациента в условие сохранения рентабельности клиники.</w:t>
       </w:r>
     </w:p>
     <w:p>
@@ -279,7 +279,7 @@
           <w:color w:val="000000"/>
           <w:sz w:val="28"/>
         </w:rPr>
-        <w:t>2) изучить международный и российский опыт решения проблемы цифровых барьеров записи и удержания пациентов, определить теоретические предпосылки её устранения;</w:t>
+        <w:t>2) изучить международный и российский опыт решения проблемы цифровых барьеров записи и повторных визитов пациентов, определить теоретические предпосылки её устранения;</w:t>
       </w:r>
     </w:p>
     <w:p>
@@ -443,7 +443,7 @@
           <w:color w:val="000000"/>
           <w:sz w:val="28"/>
         </w:rPr>
-        <w:t>1.4. Международная и российская практика решения проблемы цифровых барьеров записи и удержания пациентов в стоматологии</w:t>
+        <w:t>1.4. Международная и российская практика решения проблемы цифровых барьеров записи и повторных визитов пациентов в стоматологии</w:t>
       </w:r>
     </w:p>
     <w:p>
@@ -508,7 +508,7 @@
           <w:color w:val="000000"/>
           <w:sz w:val="28"/>
         </w:rPr>
-        <w:t>В исследовательской литературе барьеры доступа к стоматологической помощи традиционно описываются на двух уровнях. Первый уровень включает структурные ограничения — стоимость услуг, наличие страхового покрытия, географическую удалённость, дефицит кадров. По данным Health Policy Institute Американской стоматологической ассоциации за 2023 год, 13 % взрослых американцев называют стоимость лечения главным барьером посещения стоматолога — это в три раза выше, чем в других сегментах здравоохранения. По оценке CareQuest Institute for Oral Health (2023), более 68 млн взрослых жителей США не имеют стоматологической страховки. Второй уровень относится к поведенческим и сервисным барьерам — страху лечения, недостатку времени, негативному опыту, трудностям записи, отсутствию информации.</w:t>
+        <w:t>В научной литературе барьеры доступа к стоматологической помощи традиционно описываются на двух уровнях. Первый уровень включает структурные ограничения — стоимость услуг, наличие страхового покрытия, географическую удалённость, дефицит кадров. По данным Health Policy Institute Американской стоматологической ассоциации (Research Brief, 2019, на материале NHANES 2013–2016) [67], около 13 % населения США называют финансовые причины основным барьером к получению стоматологической помощи; среди работающих взрослых 19–64 лет показатель достигает 17,4 %. По оценке CareQuest Institute for Oral Health (2023) [68], более 68 млн взрослых жителей США не имеют стоматологической страховки. Второй уровень относится к поведенческим и сервисным барьерам — страху лечения, недостатку времени, негативному опыту, трудностям записи, отсутствию информации.</w:t>
       </w:r>
     </w:p>
     <w:p>
@@ -1234,7 +1234,18 @@
           <w:color w:val="000000"/>
           <w:sz w:val="28"/>
         </w:rPr>
-        <w:t>Из таблицы видно свойство, важное для проектирования решения: проявления одного и того же типа барьера встречаются на разных стадиях пути, а одна стадия пути собирает разные типы барьеров. Поэтому точечное решение одного канала (например, добавление формы заявки) не закрывает проблему системно — нужен набор инструментов, согласованных в единой цифровой инфраструктуре.</w:t>
+        <w:t>Из таблицы видно свойство, важное для проектирования решения: проявления одного и того же типа барьера встречаются на разных стадиях пути, а одна стадия пути собирает разные типы барьеров. Поэтому точечное решение одного канала (например, добавление формы заявки) не закрывает проблему системно — нужен набор инструментов, согласованных в единой цифровой инфр</w:t>
+      </w:r>
+      <w:bookmarkStart w:id="0" w:name="_GoBack"/>
+      <w:r>
+        <w:rPr>
+          <w:rFonts w:ascii="Times New Roman" w:hAnsi="Times New Roman" w:eastAsia="Times New Roman" w:cs="Times New Roman"/>
+          <w:b w:val="0"/>
+          <w:i w:val="0"/>
+          <w:color w:val="000000"/>
+          <w:sz w:val="28"/>
+        </w:rPr>
+        <w:t>аструктуре.</w:t>
       </w:r>
     </w:p>
     <w:p>
@@ -1296,7 +1307,18 @@
           <w:color w:val="000000"/>
           <w:sz w:val="28"/>
         </w:rPr>
-        <w:t>В Великобритании Национальная служба здравоохранения (NHS) с мая 2024 года тестирует прямую электронную интеграцию между службой 111 и регистрационными системами стоматологических практик. Пилот в регионе Mid and South Essex к весне 2025 года позволил записать на срочный приём около 10 000 пациентов; параллельно программа Urgent Dental Access Centres в северо-восточном регионе и Камбрии охватила более 4 000 пациентов в Darlington UDAC при доле клинически завершённых приёмов 96,4 %. Эффект пилота для бизнеса в том, что барьер «не дозвонился до клиники» снимается на уровне межведомственной интеграции: пациент звонит в единый номер 111, оператор видит свободные слоты в нескольких клиниках и закрепляет запись напрямую.</w:t>
+        <w:t xml:space="preserve">В Великобритании Национальная служба здравоохранения (NHS) с мая </w:t>
+      </w:r>
+      <w:bookmarkEnd w:id="0"/>
+      <w:r>
+        <w:rPr>
+          <w:rFonts w:ascii="Times New Roman" w:hAnsi="Times New Roman" w:eastAsia="Times New Roman" w:cs="Times New Roman"/>
+          <w:b w:val="0"/>
+          <w:i w:val="0"/>
+          <w:color w:val="000000"/>
+          <w:sz w:val="28"/>
+        </w:rPr>
+        <w:t>2024 года тестирует прямую электронную интеграцию между службой 111 и регистрационными системами стоматологических практик. Пилот в регионе Mid and South Essex к весне 2025 года позволил записать на срочный приём около 10 000 пациентов; параллельно программа Urgent Dental Access Centres в северо-восточном регионе и Камбрии охватила более 4 000 пациентов в Darlington UDAC при доле клинически завершённых приёмов 96,4 %. Эффект пилота для бизнеса в том, что барьер «не дозвонился до клиники» снимается на уровне межведомственной интеграции: пациент звонит в единый номер 111, оператор видит свободные слоты в нескольких клиниках и закрепляет запись напрямую.</w:t>
       </w:r>
     </w:p>
     <w:p>
@@ -1347,7 +1369,7 @@
           <w:color w:val="000000"/>
           <w:sz w:val="28"/>
         </w:rPr>
-        <w:t>Опрос Clinical Evaluators Panel Американской стоматологической ассоциации в 2023 году показывает, что 30 % практик используют телестоматологию (синхронную или асинхронную). Основные мотивы — удобство для пациентов (53 %), последствия пандемии (50 %) и расширение доступа к врачам (39 %). Среди наблюдаемых эффектов — сокращение числа очных визитов (63 %) и улучшение качества доступа к помощи (57 %). Систематический обзор JMIR за 2024 год фиксирует, что после пандемии распространённость телестоматологии в развитых странах стабилизировалась на уровне инструмента сопровождения, а не замены очных приёмов; эту функцию подтверждает и обновлённая позиция AAPD о телестоматологии.</w:t>
+        <w:t>Опрос Clinical Evaluators Panel Американской стоматологической ассоциации в 2023 году показывает, что 30 % практик используют телестоматологию (синхронную или асинхронную). Основные мотивы — удобство для пациентов (53 %), последствия пандемии (50 %) и расширение доступа к врачам (39 %). Среди наблюдаемых эффектов — сокращение числа очных визитов (63 %) и улучшение качества доступа к помощи (57 %). Обзор систематических обзоров по телестоматологии, опубликованный в Journal of Medical Internet Research в 2025 году (Carrer и соавторы) [69], фиксирует, что после пандемии телестоматология закрепилась в развитых странах преимущественно как инструмент сопровождения очных приёмов, а не их замены; эту функцию подтверждает и обновлённая позиция AAPD о телестоматологии.</w:t>
       </w:r>
     </w:p>
     <w:p>
@@ -1965,7 +1987,7 @@
           <w:color w:val="000000"/>
           <w:sz w:val="28"/>
         </w:rPr>
-        <w:t>В российской практике цифровизация коммуникаций с пациентом развивается несколькими параллельными линиями. Первая линия — медицинские информационные системы (МИС) с контуром пациента: «1С:Медицина. Стоматологическая клиника» и аналоги ведут запись, расписание врачей, электронную карту и финансовый учёт, а мобильное приложение пациента надстраивается над ними для самостоятельной записи и просмотра истории. По данным вендоров и обзоров отрасли, внедрение мобильного приложения пациента в связке с МИС сокращает пропуски визитов на 20–30 % и даёт 10–15 % экономии материалов за счёт планирования закупок.</w:t>
+        <w:t>В российской практике цифровизация коммуникаций с пациентом развивается несколькими параллельными линиями. Первая линия — медицинские информационные системы (МИС) с контуром пациента: «1С:Медицина. Стоматологическая клиника» и аналоги ведут запись, расписание врачей, электронную карту и финансовый учёт, а мобильное приложение пациента надстраивается над ними для самостоятельной записи и просмотра истории. Внедрение мобильного приложения пациента в связке с МИС поддерживает функции, для которых в международной литературе зафиксировано существенное снижение неявок: систематический обзор McLean и соавторов сообщает о среднем снижении на 34 %.</w:t>
       </w:r>
     </w:p>
     <w:p>
@@ -2016,7 +2038,7 @@
           <w:color w:val="000000"/>
           <w:sz w:val="28"/>
         </w:rPr>
-        <w:t>Четвёртая линия — мессенджеры и чат-боты. С 2022 года российские клиники активно переносят коммуникации в WhatsApp и Telegram: автоматические напоминания, подтверждения визита, ответы на типовые вопросы. По наблюдениям отраслевых обзоров, переход уведомлений из SMS в мессенджеры повышает явку на 18–22 % за счёт более высокой доставляемости и удобного формата подтверждения.</w:t>
+        <w:t>Четвёртая линия — мессенджеры и чат-боты. С 2022 года российские клиники активно переносят коммуникации в WhatsApp и Telegram: автоматические напоминания, подтверждения визита, ответы на типовые вопросы. По наблюдениям отраслевых кейсов, перевод уведомлений из SMS в мессенджеры повышает долю подтверждённых визитов и сокращает число неявок за счёт более высокой доставляемости и удобного формата подтверждения.</w:t>
       </w:r>
     </w:p>
     <w:p>
@@ -3453,7 +3475,7 @@
           <w:color w:val="000000"/>
           <w:sz w:val="28"/>
         </w:rPr>
-        <w:t>Систематический обзор по эффективности систем напоминаний (McLean и соавторы, 2016) показывает, что 97 % включённых исследований фиксируют статистически значимое снижение неявок, а взвешенное среднее снижение составляет 34 %. Существенно, что обзор не находит различий между SMS, голосовыми и иными цифровыми каналами по силе эффекта; ключевыми параметрами выступают своевременность сообщения и возможность пациента подтвердить или перенести визит в один клик. Этот результат согласуется с практикой российских клиник: автоматические уведомления в мессенджерах повышают долю явок на 18–22 % и пропуски визитов сокращаются на 20–30 % за счёт онлайн-записи и напоминаний.</w:t>
+        <w:t>Систематический обзор по эффективности систем напоминаний (McLean и соавторы, 2016) показывает, что 97 % включённых исследований фиксируют статистически значимое снижение неявок, а взвешенное среднее снижение составляет 34 %. Существенно, что обзор не находит различий между SMS, голосовыми и иными цифровыми каналами по силе эффекта; ключевыми параметрами выступают своевременность сообщения и возможность пациента подтвердить или перенести визит в один клик.</w:t>
       </w:r>
     </w:p>
     <w:p>
@@ -3487,7 +3509,7 @@
           <w:color w:val="000000"/>
           <w:sz w:val="28"/>
         </w:rPr>
-        <w:t>Конверсионные эффекты онлайн-записи задокументированы маркетинговыми исследованиями стоматологических веб-сайтов. По данным агентства PatientGain, средний коэффициент конверсии сайта стоматологической клиники составляет 4,2 %; топ-практики достигают 10 %. По данным Resonate, 83 % пациентов предпочитают самостоятельную онлайн-запись телефонной, а внедрение AI-чат-ботов в США способно повышать число цифровых записей до 47 %. Эти данные используются далее в работе при формировании прогнозного эффекта мобильного приложения.</w:t>
+        <w:t>Конверсионные эффекты онлайн-записи задокументированы маркетинговыми исследованиями стоматологических веб-сайтов. По данным агентства PatientGain, средний коэффициент конверсии сайта стоматологической клиники составляет 4,2 %; топ-практики достигают 10 %. По данным Resonate, 83 % пациентов предпочитают самостоятельную онлайн-запись телефонной; в отраслевых публикациях по рынку США приводятся оценки прироста цифровых записей при внедрении AI-чат-ботов на уровне 40–60 % от базы. Эти данные используются далее в работе при формировании прогнозного эффекта мобильного приложения.</w:t>
       </w:r>
     </w:p>
     <w:p>
@@ -3981,7 +4003,7 @@
                 <w:color w:val="000000"/>
                 <w:sz w:val="28"/>
               </w:rPr>
-              <w:t>Healthcare AI Industry Reports, 2024</w:t>
+              <w:t>—</w:t>
             </w:r>
           </w:p>
         </w:tc>
@@ -4201,7 +4223,7 @@
           <w:color w:val="000000"/>
           <w:sz w:val="28"/>
         </w:rPr>
-        <w:t>Ни один инструмент сам по себе — будь то онлайн-запись, мессенджер-напоминания или чат-бот — управленческую проблему не закрывает. Эмпирика подтверждает эффект каждого инструмента в своей зоне (например, средний рост явки на 15 п. п. от напоминаний, увеличение конверсии записи в 2,5 раза при добавлении онлайн-записи), но устойчивый бизнес-эффект возникает только тогда, когда инструменты работают совместно в одном цифровом контуре пациента.</w:t>
+        <w:t>Ни один инструмент сам по себе — будь то онлайн-запись, мессенджер-напоминания или чат-бот — управленческую проблему не закрывает. Эмпирика подтверждает эффект каждого инструмента в своей зоне (систематический обзор McLean и соавторов фиксирует среднее снижение неявок на 34 %; данные PatientGain показывают, что онлайн-запись поднимает конверсию сайта с типичных 4,2 % до 10 % у ведущих практик), но устойчивый бизнес-эффект возникает только тогда, когда инструменты работают совместно в одном цифровом контуре пациента.</w:t>
       </w:r>
     </w:p>
     <w:p>
@@ -6631,7 +6653,7 @@
                 <w:color w:val="000000"/>
                 <w:sz w:val="28"/>
               </w:rPr>
-              <w:t>Smart Communications (2025); JMIR (2024)</w:t>
+              <w:t>Smart Communications (2025); Carrer и др. (JMIR, 2025)</w:t>
             </w:r>
           </w:p>
         </w:tc>
@@ -6699,7 +6721,7 @@
                 <w:color w:val="000000"/>
                 <w:sz w:val="28"/>
               </w:rPr>
-              <w:t>ADA Clinical Evaluators Panel (2023); JMIR (2024)</w:t>
+              <w:t>ADA Clinical Evaluators Panel (2023); Carrer и др. (JMIR, 2025)</w:t>
             </w:r>
           </w:p>
         </w:tc>
@@ -9247,8 +9269,6 @@
         <w:spacing w:before="240" w:after="120" w:line="360" w:lineRule="auto"/>
         <w:jc w:val="center"/>
       </w:pPr>
-      <w:bookmarkStart w:id="0" w:name="_GoBack"/>
-      <w:bookmarkEnd w:id="0"/>
       <w:r>
         <w:rPr>
           <w:rFonts w:ascii="Times New Roman" w:hAnsi="Times New Roman" w:eastAsia="Times New Roman" w:cs="Times New Roman"/>
@@ -9359,7 +9379,7 @@
           <w:color w:val="000000"/>
           <w:sz w:val="28"/>
         </w:rPr>
-        <w:t>Концепт мобильного приложения пациента уровня MVP и прогнозная экономика собраны в третьей главе. Состав требований включает 12 функциональных и 7 нефункциональных позиций, три роли пользователей, четыре пользовательские истории и три варианта использования. Архитектура спроектирована из четырёх слоёв — клиенты, шлюз, доменные сервисы, хранилища — с отдельной фоновой очередью; технологический стек обоснован послойно. Модель данных опирается на шесть базовых сущностей и допускает расширение под план лечения и карту зубов формата FDI. Внешний контур описан 13 интеграциями по четырём направлениям и пятью нормативными требованиями; меры информационной безопасности соответствуют уровню защищённости УЗ-3, а статус «не медицинское изделие» по № 323-ФЗ обоснован документально. По базовому сценарию чистый годовой эффект составляет 16,3 млн руб. при сроке окупаемости 19 месяцев, причём наиболее чувствительными параметрами оказываются LTV и средний чек.</w:t>
+        <w:t>Проектное решение по мобильному приложению пациента уровня MVP и прогнозный расчёт экономической эффективности его внедрения представлены в третьей главе. Состав требований включает 12 функциональных и 7 нефункциональных позиций, три роли пользователей, четыре пользовательские истории и три варианта использования. Архитектура спроектирована из четырёх слоёв — клиенты, шлюз, доменные сервисы, хранилища — с отдельной фоновой очередью; технологический стек обоснован послойно. Модель данных опирается на шесть базовых сущностей и допускает расширение под план лечения и карту зубов формата FDI. Внешний контур описан 13 интеграциями по четырём направлениям и пятью нормативными требованиями; меры информационной безопасности соответствуют уровню защищённости УЗ-3, а статус «не медицинское изделие» по № 323-ФЗ обоснован документально. По базовому сценарию чистый годовой эффект составляет 16,3 млн руб. при сроке окупаемости 19 месяцев, причём наиболее чувствительными параметрами оказываются LTV и средний чек.</w:t>
       </w:r>
     </w:p>
     <w:p>
@@ -10142,6 +10162,66 @@
           <w:sz w:val="28"/>
         </w:rPr>
         <w:t>65. 2025 Healthcare Benchmark Report / Smart Communications. – 2025. – URL: https://www.smartcommunications.com/resource-center/white-papers-ebooks/2025-healthcare-benchmark-report-customer-experience-communications (дата обращения: 04.05.2026).</w:t>
+      </w:r>
+    </w:p>
+    <w:p>
+      <w:pPr>
+        <w:spacing w:before="0" w:after="0" w:line="360" w:lineRule="auto"/>
+        <w:jc w:val="both"/>
+      </w:pPr>
+      <w:r>
+        <w:rPr>
+          <w:rFonts w:ascii="Times New Roman" w:hAnsi="Times New Roman"/>
+          <w:b w:val="0"/>
+          <w:i w:val="0"/>
+          <w:sz w:val="28"/>
+        </w:rPr>
+        <w:t>66. Продажи стоматологических услуг в России в 2024 году выросли на 15 % / Ведомости. – 10.01.2025. – URL: https://www.vedomosti.ru/business/articles/2025/01/10/1085368-prodazhi-stomatologicheskih-uslug-v-rossii-virosli (дата обращения: 05.05.2026).</w:t>
+      </w:r>
+    </w:p>
+    <w:p>
+      <w:pPr>
+        <w:spacing w:before="0" w:after="0" w:line="360" w:lineRule="auto"/>
+        <w:jc w:val="both"/>
+      </w:pPr>
+      <w:r>
+        <w:rPr>
+          <w:rFonts w:ascii="Times New Roman" w:hAnsi="Times New Roman"/>
+          <w:b w:val="0"/>
+          <w:i w:val="0"/>
+          <w:sz w:val="28"/>
+        </w:rPr>
+        <w:t>67. Gupta N., Vujicic M. Main Barriers to Getting Needed Dental Care All Relate to Affordability : Research Brief / Health Policy Institute, American Dental Association. – 2019. – URL: https://www.ada.org/-/media/project/ada-organization/ada/ada-org/files/resources/research/hpi/hpibrief_0419_1.pdf (дата обращения: 05.05.2026).</w:t>
+      </w:r>
+    </w:p>
+    <w:p>
+      <w:pPr>
+        <w:spacing w:before="0" w:after="0" w:line="360" w:lineRule="auto"/>
+        <w:jc w:val="both"/>
+      </w:pPr>
+      <w:r>
+        <w:rPr>
+          <w:rFonts w:ascii="Times New Roman" w:hAnsi="Times New Roman"/>
+          <w:b w:val="0"/>
+          <w:i w:val="0"/>
+          <w:sz w:val="28"/>
+        </w:rPr>
+        <w:t>68. State of Oral Health Equity in America 2023: Cost, Race, and the Persistent Challenges in Our Oral Health System / CareQuest Institute for Oral Health. – 2023. – URL: https://www.carequest.org/system/files/CareQuest_Institute-State-of-Oral-Health-Equity-in-America_2023_5.12.2024.pdf (дата обращения: 05.05.2026).</w:t>
+      </w:r>
+    </w:p>
+    <w:p>
+      <w:pPr>
+        <w:spacing w:before="0" w:after="0" w:line="360" w:lineRule="auto"/>
+        <w:jc w:val="both"/>
+      </w:pPr>
+      <w:r>
+        <w:rPr>
+          <w:rFonts w:ascii="Times New Roman" w:hAnsi="Times New Roman"/>
+          <w:b w:val="0"/>
+          <w:i w:val="0"/>
+          <w:sz w:val="28"/>
+        </w:rPr>
+        <w:t>69. Carrer F. C. de A. et al. Teledentistry: Overview of Systematic Reviews // Journal of Medical Internet Research. – 2025. – Vol. 27. – e65211. – DOI: 10.2196/65211. – URL: https://www.jmir.org/2025/1/e65211 (дата обращения: 05.05.2026).</w:t>
       </w:r>
     </w:p>
     <w:sectPr>
@@ -23380,7 +23460,7 @@
 </file>
 
 <file path=customXml/item1.xml><?xml version="1.0" encoding="utf-8"?>
-<b:Sources xmlns:b="http://schemas.openxmlformats.org/officeDocument/2006/bibliography" xmlns="http://schemas.openxmlformats.org/officeDocument/2006/bibliography" SelectedStyle="/APA.XSL" StyleName="APA"/>
+<b:Sources xmlns="http://schemas.openxmlformats.org/officeDocument/2006/bibliography" xmlns:b="http://schemas.openxmlformats.org/officeDocument/2006/bibliography" StyleName="APA" SelectedStyle="/APA.XSL"/>
 </file>
 
 <file path=customXml/itemProps1.xml><?xml version="1.0" encoding="utf-8"?>
